--- a/private/documents/resume.docx
+++ b/private/documents/resume.docx
@@ -18,37 +18,54 @@
           <w:w w:val="105"/>
           <w:sz w:val="48"/>
         </w:rPr>
-        <w:t>Rooney Connor Robert</w:t>
+        <w:t>Shield Joseph Alan</w:t>
       </w:r>
     </w:p>
     <w:p>
       <w:pPr>
         <w:pStyle w:val="NormalWeb"/>
         <w:jc w:val="center"/>
-        <w:rPr>
-          <w:spacing w:val="-2"/>
-          <w:w w:val="105"/>
-          <w:sz w:val="37"/>
-        </w:rPr>
-      </w:pPr>
-      <w:r>
-        <w:t>+1 (818) 538-4661</w:t>
-      </w:r>
+      </w:pPr>
+      <w:r>
+        <w:t xml:space="preserve">+1 </w:t>
+      </w:r>
+      <w:dir w:val="ltr">
+        <w:r>
+          <w:t>(916) 672-0983</w:t>
+        </w:r>
+        <w:r>
+          <w:t>‬</w:t>
+        </w:r>
+        <w:r>
+          <w:t>‬</w:t>
+        </w:r>
+        <w:r>
+          <w:t>‬</w:t>
+        </w:r>
+      </w:dir>
     </w:p>
     <w:p>
       <w:pPr>
         <w:pStyle w:val="NormalWeb"/>
         <w:jc w:val="center"/>
         <w:rPr>
-          <w:position w:val="1"/>
-        </w:rPr>
+          <w:spacing w:val="-2"/>
+          <w:w w:val="105"/>
+          <w:sz w:val="37"/>
+        </w:rPr>
+      </w:pPr>
+    </w:p>
+    <w:p>
+      <w:pPr>
+        <w:pStyle w:val="NormalWeb"/>
+        <w:jc w:val="center"/>
       </w:pPr>
       <w:r>
         <w:rPr>
           <w:spacing w:val="-6"/>
           <w:position w:val="1"/>
         </w:rPr>
-        <w:t>Seattle, WA</w:t>
+        <w:t>Austin, TX</w:t>
       </w:r>
       <w:r>
         <w:rPr>
@@ -65,24 +82,24 @@
           <w:rPr>
             <w:rStyle w:val="Hyperlink"/>
           </w:rPr>
-          <w:t>ronney8994@outlook.com</w:t>
+          <w:t>shield19900322@outlook.com</w:t>
         </w:r>
       </w:hyperlink>
       <w:r>
         <w:t xml:space="preserve"> · </w:t>
       </w:r>
-      <w:r>
-        <w:rPr>
-          <w:lang w:eastAsia="en-US"/>
-        </w:rPr>
-        <w:t>www.linkedin.com/in/rooney-robert-7936253b0/</w:t>
-      </w:r>
-    </w:p>
-    <w:p>
-      <w:pPr>
-        <w:pStyle w:val="BodyText"/>
-        <w:spacing w:before="144"/>
-        <w:ind w:left="0"/>
+      <w:hyperlink r:id="rId8" w:history="1">
+        <w:r>
+          <w:rPr>
+            <w:rStyle w:val="Hyperlink"/>
+          </w:rPr>
+          <w:t>https://www.linkedin.com/in/shield-a-511a513b2</w:t>
+        </w:r>
+      </w:hyperlink>
+    </w:p>
+    <w:p>
+      <w:pPr>
+        <w:pStyle w:val="NormalWeb"/>
         <w:rPr>
           <w:sz w:val="20"/>
         </w:rPr>
@@ -190,7 +207,7 @@
                                 <w:spacing w:line="260" w:lineRule="exact"/>
                                 <w:rPr>
                                   <w:b/>
-                                  <w:sz w:val="23"/>
+                                  <w:sz w:val="28"/>
                                 </w:rPr>
                               </w:pPr>
                               <w:r>
@@ -198,7 +215,7 @@
                                   <w:b/>
                                   <w:spacing w:val="-2"/>
                                   <w:w w:val="110"/>
-                                  <w:sz w:val="23"/>
+                                  <w:sz w:val="28"/>
                                 </w:rPr>
                                 <w:t>SUMMARY</w:t>
                               </w:r>
@@ -233,7 +250,7 @@
                           <w:spacing w:line="260" w:lineRule="exact"/>
                           <w:rPr>
                             <w:b/>
-                            <w:sz w:val="23"/>
+                            <w:sz w:val="28"/>
                           </w:rPr>
                         </w:pPr>
                         <w:r>
@@ -241,7 +258,7 @@
                             <w:b/>
                             <w:spacing w:val="-2"/>
                             <w:w w:val="110"/>
-                            <w:sz w:val="23"/>
+                            <w:sz w:val="28"/>
                           </w:rPr>
                           <w:t>SUMMARY</w:t>
                         </w:r>
@@ -261,6 +278,7 @@
         <w:widowControl/>
         <w:autoSpaceDE/>
         <w:autoSpaceDN/>
+        <w:jc w:val="both"/>
         <w:rPr>
           <w:rFonts w:asciiTheme="minorHAnsi" w:eastAsia="Times New Roman" w:hAnsiTheme="minorHAnsi" w:cstheme="minorHAnsi"/>
           <w:sz w:val="24"/>
@@ -286,19 +304,104 @@
           <w:szCs w:val="24"/>
           <w:lang w:eastAsia="zh-CN"/>
         </w:rPr>
-        <w:t>/AI/Mobile Developer</w:t>
-      </w:r>
-      <w:r>
-        <w:rPr>
-          <w:rFonts w:asciiTheme="minorHAnsi" w:eastAsia="Times New Roman" w:hAnsiTheme="minorHAnsi" w:cstheme="minorHAnsi"/>
+        <w:t xml:space="preserve"> </w:t>
+      </w:r>
+      <w:r>
+        <w:rPr>
+          <w:rFonts w:asciiTheme="minorHAnsi" w:eastAsia="Times New Roman" w:hAnsiTheme="minorHAnsi" w:cstheme="minorHAnsi"/>
+          <w:b/>
           <w:sz w:val="24"/>
           <w:szCs w:val="24"/>
           <w:lang w:eastAsia="zh-CN"/>
         </w:rPr>
-        <w:t xml:space="preserve"> with over 9 years of experience in designing, developing, and optimizing scalable web applications serving more than 1 million users across diverse industries. Expertise in React.js, Angular, Node.js, and Express enables the delivery of high-performance solutions that enhance system efficiency by up to 40%. A strong focus on building secure architectures and improving code quality ensures maintainability while leading cross-functional teams to complete projects 30% faster using agile methodologies. Committed to driving innovation and continuous improvement, with a proven track record of delivering exceptional user experiences through robust software solutions tailored to client needs.</w:t>
+        <w:t>/</w:t>
+      </w:r>
+      <w:r>
+        <w:rPr>
+          <w:rFonts w:asciiTheme="minorHAnsi" w:eastAsia="Times New Roman" w:hAnsiTheme="minorHAnsi" w:cstheme="minorHAnsi"/>
+          <w:b/>
+          <w:sz w:val="24"/>
+          <w:szCs w:val="24"/>
+          <w:lang w:eastAsia="zh-CN"/>
+        </w:rPr>
+        <w:t xml:space="preserve"> </w:t>
+      </w:r>
+      <w:r>
+        <w:rPr>
+          <w:rFonts w:asciiTheme="minorHAnsi" w:eastAsia="Times New Roman" w:hAnsiTheme="minorHAnsi" w:cstheme="minorHAnsi"/>
+          <w:b/>
+          <w:sz w:val="24"/>
+          <w:szCs w:val="24"/>
+          <w:lang w:eastAsia="zh-CN"/>
+        </w:rPr>
+        <w:t xml:space="preserve">AI </w:t>
+      </w:r>
+      <w:r>
+        <w:rPr>
+          <w:rFonts w:asciiTheme="minorHAnsi" w:eastAsia="Times New Roman" w:hAnsiTheme="minorHAnsi" w:cstheme="minorHAnsi"/>
+          <w:b/>
+          <w:sz w:val="24"/>
+          <w:szCs w:val="24"/>
+          <w:lang w:eastAsia="zh-CN"/>
+        </w:rPr>
+        <w:t>Developer</w:t>
+      </w:r>
+      <w:r>
+        <w:rPr>
+          <w:rFonts w:asciiTheme="minorHAnsi" w:eastAsia="Times New Roman" w:hAnsiTheme="minorHAnsi" w:cstheme="minorHAnsi"/>
+          <w:sz w:val="24"/>
+          <w:szCs w:val="24"/>
+          <w:lang w:eastAsia="zh-CN"/>
+        </w:rPr>
+        <w:t xml:space="preserve"> with over 11</w:t>
+      </w:r>
+      <w:r>
+        <w:rPr>
+          <w:rFonts w:asciiTheme="minorHAnsi" w:eastAsia="Times New Roman" w:hAnsiTheme="minorHAnsi" w:cstheme="minorHAnsi"/>
+          <w:sz w:val="24"/>
+          <w:szCs w:val="24"/>
+          <w:lang w:eastAsia="zh-CN"/>
+        </w:rPr>
+        <w:t xml:space="preserve"> years of experience in designing, developing, and optimizing scalable web applications serving more than 1 million users across diverse industries. Expertise in React.js, Angular, Node.js, and </w:t>
+      </w:r>
+      <w:r>
+        <w:rPr>
+          <w:rFonts w:asciiTheme="minorHAnsi" w:eastAsia="Times New Roman" w:hAnsiTheme="minorHAnsi" w:cstheme="minorHAnsi"/>
+          <w:sz w:val="24"/>
+          <w:szCs w:val="24"/>
+          <w:lang w:eastAsia="zh-CN"/>
+        </w:rPr>
+        <w:t>Python</w:t>
       </w:r>
       <w:bookmarkStart w:id="0" w:name="_GoBack"/>
       <w:bookmarkEnd w:id="0"/>
+      <w:r>
+        <w:rPr>
+          <w:rFonts w:asciiTheme="minorHAnsi" w:eastAsia="Times New Roman" w:hAnsiTheme="minorHAnsi" w:cstheme="minorHAnsi"/>
+          <w:sz w:val="24"/>
+          <w:szCs w:val="24"/>
+          <w:lang w:eastAsia="zh-CN"/>
+        </w:rPr>
+        <w:t xml:space="preserve"> enables the delivery of high-performance solutions that enhance system efficiency by up to 40%. A strong focus on building secure architectures and improving code quality ensures maintainability while leading cross-functional teams to complete projects 30% faster using agile methodologies. Committed to driving innovation and continuous improvement</w:t>
+      </w:r>
+      <w:r>
+        <w:rPr>
+          <w:rFonts w:asciiTheme="minorHAnsi" w:eastAsia="Times New Roman" w:hAnsiTheme="minorHAnsi" w:cstheme="minorHAnsi"/>
+          <w:sz w:val="24"/>
+          <w:szCs w:val="24"/>
+          <w:lang w:eastAsia="zh-CN"/>
+        </w:rPr>
+        <w:t xml:space="preserve">, consistently </w:t>
+      </w:r>
+      <w:r>
+        <w:rPr>
+          <w:rFonts w:asciiTheme="minorHAnsi" w:eastAsia="Times New Roman" w:hAnsiTheme="minorHAnsi" w:cstheme="minorHAnsi"/>
+          <w:sz w:val="24"/>
+          <w:szCs w:val="24"/>
+          <w:lang w:eastAsia="zh-CN"/>
+        </w:rPr>
+        <w:t>delivering exceptional user experiences through robust software solutions tailored to client needs.</w:t>
+      </w:r>
     </w:p>
     <w:p>
       <w:pPr>
@@ -411,7 +514,7 @@
                                 <w:spacing w:before="3"/>
                                 <w:rPr>
                                   <w:b/>
-                                  <w:sz w:val="23"/>
+                                  <w:sz w:val="28"/>
                                 </w:rPr>
                               </w:pPr>
                               <w:r>
@@ -419,9 +522,18 @@
                                   <w:b/>
                                   <w:spacing w:val="-2"/>
                                   <w:w w:val="125"/>
-                                  <w:sz w:val="23"/>
+                                  <w:sz w:val="28"/>
                                 </w:rPr>
                                 <w:t>SKILLS</w:t>
+                              </w:r>
+                              <w:r>
+                                <w:rPr>
+                                  <w:b/>
+                                  <w:spacing w:val="-2"/>
+                                  <w:w w:val="125"/>
+                                  <w:sz w:val="28"/>
+                                </w:rPr>
+                                <w:t xml:space="preserve">   </w:t>
                               </w:r>
                             </w:p>
                           </w:txbxContent>
@@ -453,7 +565,7 @@
                           <w:spacing w:before="3"/>
                           <w:rPr>
                             <w:b/>
-                            <w:sz w:val="23"/>
+                            <w:sz w:val="28"/>
                           </w:rPr>
                         </w:pPr>
                         <w:r>
@@ -461,9 +573,18 @@
                             <w:b/>
                             <w:spacing w:val="-2"/>
                             <w:w w:val="125"/>
-                            <w:sz w:val="23"/>
+                            <w:sz w:val="28"/>
                           </w:rPr>
                           <w:t>SKILLS</w:t>
+                        </w:r>
+                        <w:r>
+                          <w:rPr>
+                            <w:b/>
+                            <w:spacing w:val="-2"/>
+                            <w:w w:val="125"/>
+                            <w:sz w:val="28"/>
+                          </w:rPr>
+                          <w:t xml:space="preserve">   </w:t>
                         </w:r>
                       </w:p>
                     </w:txbxContent>
@@ -498,178 +619,310 @@
       <w:pPr>
         <w:pStyle w:val="BodyText"/>
         <w:ind w:left="0"/>
-        <w:rPr>
-          <w:sz w:val="20"/>
-        </w:rPr>
-      </w:pPr>
-      <w:r>
-        <w:rPr>
-          <w:b/>
-          <w:sz w:val="20"/>
-        </w:rPr>
-        <w:t>Technical Skills</w:t>
-      </w:r>
-      <w:r>
-        <w:rPr>
-          <w:sz w:val="20"/>
-        </w:rPr>
-        <w:t xml:space="preserve">: Java, Python, Go, Scala, C#, </w:t>
+        <w:jc w:val="both"/>
+        <w:rPr>
+          <w:sz w:val="24"/>
+        </w:rPr>
+      </w:pPr>
+      <w:r>
+        <w:rPr>
+          <w:b/>
+          <w:sz w:val="24"/>
+        </w:rPr>
+        <w:t>Languages</w:t>
+      </w:r>
+      <w:r>
+        <w:rPr>
+          <w:sz w:val="24"/>
+        </w:rPr>
+        <w:t xml:space="preserve">: Java, PHP, JavaScript, </w:t>
       </w:r>
       <w:proofErr w:type="spellStart"/>
       <w:r>
         <w:rPr>
-          <w:sz w:val="20"/>
+          <w:sz w:val="24"/>
         </w:rPr>
         <w:t>TypeScript</w:t>
       </w:r>
       <w:proofErr w:type="spellEnd"/>
       <w:r>
         <w:rPr>
-          <w:sz w:val="20"/>
-        </w:rPr>
-        <w:t>, PHP</w:t>
+          <w:sz w:val="24"/>
+        </w:rPr>
+        <w:t xml:space="preserve">, Python, C/C++, C#, QT, </w:t>
+      </w:r>
+      <w:proofErr w:type="spellStart"/>
+      <w:r>
+        <w:rPr>
+          <w:sz w:val="24"/>
+        </w:rPr>
+        <w:t>Kotlin</w:t>
+      </w:r>
+      <w:proofErr w:type="spellEnd"/>
+      <w:r>
+        <w:rPr>
+          <w:sz w:val="24"/>
+        </w:rPr>
+        <w:t>, Swift, HTML5, CSS</w:t>
       </w:r>
     </w:p>
     <w:p>
       <w:pPr>
         <w:pStyle w:val="BodyText"/>
         <w:ind w:left="0"/>
-        <w:rPr>
-          <w:sz w:val="20"/>
-        </w:rPr>
-      </w:pPr>
-      <w:r>
-        <w:rPr>
-          <w:b/>
-          <w:sz w:val="20"/>
-        </w:rPr>
-        <w:t>Frontend Development</w:t>
-      </w:r>
-      <w:r>
-        <w:rPr>
-          <w:sz w:val="20"/>
-        </w:rPr>
-        <w:t xml:space="preserve">: React.js, Next.js, Angular.js; </w:t>
+        <w:jc w:val="both"/>
+        <w:rPr>
+          <w:sz w:val="24"/>
+        </w:rPr>
+      </w:pPr>
+      <w:r>
+        <w:rPr>
+          <w:b/>
+          <w:sz w:val="24"/>
+        </w:rPr>
+        <w:t>Framework</w:t>
+      </w:r>
+      <w:r>
+        <w:rPr>
+          <w:sz w:val="24"/>
+        </w:rPr>
+        <w:t xml:space="preserve">: </w:t>
+      </w:r>
+      <w:r>
+        <w:rPr>
+          <w:sz w:val="24"/>
+        </w:rPr>
+        <w:t>React, Node.js</w:t>
+      </w:r>
+      <w:r>
+        <w:rPr>
+          <w:sz w:val="24"/>
+        </w:rPr>
+        <w:t xml:space="preserve">, Angular, </w:t>
       </w:r>
       <w:proofErr w:type="spellStart"/>
       <w:r>
         <w:rPr>
-          <w:sz w:val="20"/>
-        </w:rPr>
-        <w:t>Redux</w:t>
+          <w:sz w:val="24"/>
+        </w:rPr>
+        <w:t>Laravel</w:t>
       </w:r>
       <w:proofErr w:type="spellEnd"/>
       <w:r>
         <w:rPr>
-          <w:sz w:val="20"/>
-        </w:rPr>
-        <w:t>; Tailwind CSS; MUI</w:t>
-      </w:r>
+          <w:sz w:val="24"/>
+        </w:rPr>
+        <w:t>, Django, .NET, Spring Boot,</w:t>
+      </w:r>
+      <w:r>
+        <w:rPr>
+          <w:sz w:val="24"/>
+        </w:rPr>
+        <w:t xml:space="preserve"> </w:t>
+      </w:r>
+      <w:proofErr w:type="spellStart"/>
+      <w:r>
+        <w:rPr>
+          <w:sz w:val="24"/>
+        </w:rPr>
+        <w:t>FastAPI</w:t>
+      </w:r>
+      <w:proofErr w:type="spellEnd"/>
     </w:p>
     <w:p>
       <w:pPr>
         <w:pStyle w:val="BodyText"/>
         <w:ind w:left="0"/>
-        <w:rPr>
-          <w:sz w:val="20"/>
-        </w:rPr>
-      </w:pPr>
-      <w:r>
-        <w:rPr>
-          <w:b/>
-          <w:sz w:val="20"/>
-        </w:rPr>
-        <w:t>Backend Development</w:t>
-      </w:r>
-      <w:r>
-        <w:rPr>
-          <w:sz w:val="20"/>
-        </w:rPr>
-        <w:t xml:space="preserve">: Spring Boot; </w:t>
-      </w:r>
-      <w:proofErr w:type="spellStart"/>
-      <w:r>
-        <w:rPr>
-          <w:sz w:val="20"/>
-        </w:rPr>
-        <w:t>FastAPI</w:t>
-      </w:r>
-      <w:proofErr w:type="spellEnd"/>
-      <w:r>
-        <w:rPr>
-          <w:sz w:val="20"/>
-        </w:rPr>
-        <w:t xml:space="preserve">; Django; </w:t>
-      </w:r>
-      <w:proofErr w:type="spellStart"/>
-      <w:r>
-        <w:rPr>
-          <w:sz w:val="20"/>
-        </w:rPr>
-        <w:t>GraphQL</w:t>
-      </w:r>
-      <w:proofErr w:type="spellEnd"/>
-      <w:r>
-        <w:rPr>
-          <w:sz w:val="20"/>
-        </w:rPr>
-        <w:t xml:space="preserve"> APIs; Kafka</w:t>
-      </w:r>
-      <w:r>
-        <w:rPr>
-          <w:sz w:val="20"/>
-        </w:rPr>
-        <w:t xml:space="preserve">; </w:t>
-      </w:r>
-      <w:proofErr w:type="spellStart"/>
-      <w:r>
-        <w:rPr>
-          <w:sz w:val="20"/>
-        </w:rPr>
-        <w:t>Nodejs</w:t>
-      </w:r>
-      <w:proofErr w:type="spellEnd"/>
-      <w:r>
-        <w:rPr>
-          <w:sz w:val="20"/>
-        </w:rPr>
-        <w:t>; .NET</w:t>
-      </w:r>
-      <w:r>
-        <w:rPr>
-          <w:sz w:val="20"/>
-        </w:rPr>
-        <w:t xml:space="preserve">, </w:t>
-      </w:r>
-      <w:proofErr w:type="spellStart"/>
-      <w:r>
-        <w:rPr>
-          <w:sz w:val="20"/>
-        </w:rPr>
-        <w:t>Laravel</w:t>
-      </w:r>
-      <w:proofErr w:type="spellEnd"/>
+        <w:jc w:val="both"/>
+        <w:rPr>
+          <w:sz w:val="24"/>
+        </w:rPr>
+      </w:pPr>
+      <w:r>
+        <w:rPr>
+          <w:b/>
+          <w:sz w:val="24"/>
+        </w:rPr>
+        <w:t>D</w:t>
+      </w:r>
+      <w:r>
+        <w:rPr>
+          <w:b/>
+          <w:sz w:val="24"/>
+        </w:rPr>
+        <w:t>atabase</w:t>
+      </w:r>
+      <w:r>
+        <w:rPr>
+          <w:sz w:val="24"/>
+        </w:rPr>
+        <w:t xml:space="preserve">: </w:t>
+      </w:r>
+      <w:r>
+        <w:rPr>
+          <w:sz w:val="24"/>
+        </w:rPr>
+        <w:t>MySQL, PostgreSQL, Mong</w:t>
+      </w:r>
+      <w:r>
+        <w:rPr>
+          <w:sz w:val="24"/>
+        </w:rPr>
+        <w:t>o</w:t>
+      </w:r>
+      <w:r>
+        <w:rPr>
+          <w:sz w:val="24"/>
+        </w:rPr>
+        <w:t>DB, SQL, NoSQL</w:t>
+      </w:r>
     </w:p>
     <w:p>
       <w:pPr>
         <w:pStyle w:val="BodyText"/>
         <w:ind w:left="0"/>
-        <w:rPr>
-          <w:sz w:val="12"/>
-        </w:rPr>
-      </w:pPr>
-      <w:r>
-        <w:rPr>
-          <w:b/>
-          <w:sz w:val="20"/>
-        </w:rPr>
-        <w:t>DevOps Practices</w:t>
-      </w:r>
-      <w:r>
-        <w:rPr>
-          <w:sz w:val="20"/>
-        </w:rPr>
-        <w:t>: GitHub Actions; Jenkins; Docker Compose; CI/CD Automation</w:t>
+        <w:jc w:val="both"/>
+        <w:rPr>
+          <w:sz w:val="24"/>
+        </w:rPr>
+      </w:pPr>
+      <w:r>
+        <w:rPr>
+          <w:b/>
+          <w:sz w:val="24"/>
+        </w:rPr>
+        <w:t>Cloud &amp; Tools</w:t>
+      </w:r>
+      <w:r>
+        <w:rPr>
+          <w:sz w:val="24"/>
+        </w:rPr>
+        <w:t>: AWS, Kubernetes, Firebase, Apache Tomcat, Apache Kafka</w:t>
+      </w:r>
+    </w:p>
+    <w:p>
+      <w:pPr>
+        <w:pStyle w:val="BodyText"/>
+        <w:ind w:left="0"/>
+        <w:jc w:val="both"/>
+        <w:rPr>
+          <w:sz w:val="24"/>
+        </w:rPr>
+      </w:pPr>
+      <w:r>
+        <w:rPr>
+          <w:b/>
+          <w:sz w:val="24"/>
+        </w:rPr>
+        <w:t>Mobile Development</w:t>
+      </w:r>
+      <w:r>
+        <w:rPr>
+          <w:sz w:val="24"/>
+        </w:rPr>
+        <w:t xml:space="preserve">: </w:t>
+      </w:r>
+      <w:r>
+        <w:rPr>
+          <w:sz w:val="24"/>
+        </w:rPr>
+        <w:t xml:space="preserve">Android (Java, </w:t>
+      </w:r>
+      <w:proofErr w:type="spellStart"/>
+      <w:r>
+        <w:rPr>
+          <w:sz w:val="24"/>
+        </w:rPr>
+        <w:t>Kotlin</w:t>
+      </w:r>
+      <w:proofErr w:type="spellEnd"/>
+      <w:r>
+        <w:rPr>
+          <w:sz w:val="24"/>
+        </w:rPr>
+        <w:t>), Flutter, React Native, iOS</w:t>
+      </w:r>
+    </w:p>
+    <w:p>
+      <w:pPr>
+        <w:pStyle w:val="BodyText"/>
+        <w:ind w:left="0"/>
+        <w:jc w:val="both"/>
+        <w:rPr>
+          <w:sz w:val="24"/>
+        </w:rPr>
+      </w:pPr>
+      <w:r>
+        <w:rPr>
+          <w:b/>
+          <w:sz w:val="24"/>
+        </w:rPr>
+        <w:t>AI</w:t>
+      </w:r>
+      <w:r>
+        <w:rPr>
+          <w:sz w:val="24"/>
+        </w:rPr>
+        <w:t xml:space="preserve">: LLM, GPT, Llama, </w:t>
+      </w:r>
+      <w:proofErr w:type="spellStart"/>
+      <w:r>
+        <w:rPr>
+          <w:sz w:val="24"/>
+        </w:rPr>
+        <w:t>TensorFlow</w:t>
+      </w:r>
+      <w:proofErr w:type="spellEnd"/>
+      <w:r>
+        <w:rPr>
+          <w:sz w:val="24"/>
+        </w:rPr>
+        <w:t xml:space="preserve">, </w:t>
+      </w:r>
+      <w:proofErr w:type="spellStart"/>
+      <w:r>
+        <w:rPr>
+          <w:sz w:val="24"/>
+        </w:rPr>
+        <w:t>pyTorch</w:t>
+      </w:r>
+      <w:proofErr w:type="spellEnd"/>
+    </w:p>
+    <w:p>
+      <w:pPr>
+        <w:pStyle w:val="BodyText"/>
+        <w:ind w:left="0"/>
+        <w:jc w:val="both"/>
+        <w:rPr>
+          <w:sz w:val="16"/>
+        </w:rPr>
+      </w:pPr>
+      <w:r>
+        <w:rPr>
+          <w:b/>
+          <w:sz w:val="24"/>
+        </w:rPr>
+        <w:t>Other</w:t>
+      </w:r>
+      <w:r>
+        <w:rPr>
+          <w:sz w:val="24"/>
+        </w:rPr>
+        <w:t xml:space="preserve">: Design Patterns, </w:t>
+      </w:r>
+      <w:proofErr w:type="spellStart"/>
+      <w:r>
+        <w:rPr>
+          <w:sz w:val="24"/>
+        </w:rPr>
+        <w:t>Git</w:t>
+      </w:r>
+      <w:proofErr w:type="spellEnd"/>
+      <w:r>
+        <w:rPr>
+          <w:sz w:val="24"/>
+        </w:rPr>
+        <w:t>, Scripting</w:t>
       </w:r>
     </w:p>
     <w:p>
@@ -696,6 +949,7 @@
       <w:r>
         <w:rPr>
           <w:w w:val="115"/>
+          <w:sz w:val="28"/>
           <w:u w:val="thick"/>
         </w:rPr>
         <w:t>PROFESSIONAL</w:t>
@@ -704,6 +958,7 @@
         <w:rPr>
           <w:spacing w:val="66"/>
           <w:w w:val="115"/>
+          <w:sz w:val="28"/>
           <w:u w:val="thick"/>
         </w:rPr>
         <w:t xml:space="preserve"> </w:t>
@@ -712,6 +967,7 @@
         <w:rPr>
           <w:spacing w:val="-2"/>
           <w:w w:val="115"/>
+          <w:sz w:val="28"/>
           <w:u w:val="thick"/>
         </w:rPr>
         <w:t>EXPERIENCE</w:t>
@@ -721,6 +977,300 @@
           <w:u w:val="thick"/>
         </w:rPr>
         <w:tab/>
+      </w:r>
+    </w:p>
+    <w:p>
+      <w:pPr>
+        <w:pStyle w:val="Heading2"/>
+        <w:jc w:val="both"/>
+      </w:pPr>
+      <w:r>
+        <w:t xml:space="preserve">    </w:t>
+      </w:r>
+      <w:r>
+        <w:rPr>
+          <w:sz w:val="24"/>
+        </w:rPr>
+        <w:t>Senior Full-stack AI Developer</w:t>
+      </w:r>
+      <w:r>
+        <w:rPr>
+          <w:sz w:val="24"/>
+        </w:rPr>
+        <w:t xml:space="preserve"> </w:t>
+      </w:r>
+      <w:r>
+        <w:rPr>
+          <w:w w:val="105"/>
+          <w:sz w:val="24"/>
+        </w:rPr>
+        <w:t>–</w:t>
+      </w:r>
+      <w:r>
+        <w:rPr>
+          <w:sz w:val="24"/>
+        </w:rPr>
+        <w:t xml:space="preserve"> </w:t>
+      </w:r>
+      <w:r>
+        <w:rPr>
+          <w:sz w:val="24"/>
+        </w:rPr>
+        <w:t>TSS</w:t>
+      </w:r>
+      <w:r>
+        <w:rPr>
+          <w:sz w:val="24"/>
+        </w:rPr>
+        <w:t>,</w:t>
+      </w:r>
+      <w:r>
+        <w:rPr>
+          <w:sz w:val="24"/>
+        </w:rPr>
+        <w:t xml:space="preserve"> </w:t>
+      </w:r>
+      <w:proofErr w:type="spellStart"/>
+      <w:r>
+        <w:rPr>
+          <w:sz w:val="24"/>
+        </w:rPr>
+        <w:t>Inc</w:t>
+      </w:r>
+      <w:proofErr w:type="spellEnd"/>
+      <w:r>
+        <w:rPr>
+          <w:sz w:val="24"/>
+        </w:rPr>
+        <w:t xml:space="preserve">       </w:t>
+      </w:r>
+      <w:r>
+        <w:tab/>
+      </w:r>
+      <w:r>
+        <w:tab/>
+      </w:r>
+      <w:r>
+        <w:tab/>
+      </w:r>
+      <w:r>
+        <w:tab/>
+        <w:t xml:space="preserve">         </w:t>
+      </w:r>
+      <w:r>
+        <w:rPr>
+          <w:w w:val="105"/>
+          <w:sz w:val="24"/>
+        </w:rPr>
+        <w:t>10/</w:t>
+      </w:r>
+      <w:r>
+        <w:rPr>
+          <w:spacing w:val="-1"/>
+          <w:w w:val="105"/>
+          <w:sz w:val="24"/>
+        </w:rPr>
+        <w:t xml:space="preserve"> </w:t>
+      </w:r>
+      <w:r>
+        <w:rPr>
+          <w:w w:val="105"/>
+          <w:sz w:val="24"/>
+        </w:rPr>
+        <w:t>2024</w:t>
+      </w:r>
+      <w:r>
+        <w:rPr>
+          <w:w w:val="105"/>
+          <w:sz w:val="24"/>
+        </w:rPr>
+        <w:t xml:space="preserve"> –</w:t>
+      </w:r>
+      <w:r>
+        <w:rPr>
+          <w:spacing w:val="-1"/>
+          <w:w w:val="105"/>
+          <w:sz w:val="24"/>
+        </w:rPr>
+        <w:t xml:space="preserve"> </w:t>
+      </w:r>
+      <w:r>
+        <w:rPr>
+          <w:w w:val="105"/>
+          <w:sz w:val="24"/>
+        </w:rPr>
+        <w:t>Current</w:t>
+      </w:r>
+    </w:p>
+    <w:p>
+      <w:pPr>
+        <w:pStyle w:val="ListParagraph"/>
+        <w:widowControl/>
+        <w:numPr>
+          <w:ilvl w:val="0"/>
+          <w:numId w:val="11"/>
+        </w:numPr>
+        <w:autoSpaceDE/>
+        <w:autoSpaceDN/>
+        <w:jc w:val="both"/>
+        <w:textAlignment w:val="baseline"/>
+        <w:rPr>
+          <w:rFonts w:asciiTheme="minorHAnsi" w:eastAsia="Times New Roman" w:hAnsiTheme="minorHAnsi" w:cstheme="minorHAnsi"/>
+          <w:spacing w:val="-3"/>
+          <w:lang w:eastAsia="zh-CN"/>
+        </w:rPr>
+      </w:pPr>
+      <w:r>
+        <w:rPr>
+          <w:rFonts w:asciiTheme="minorHAnsi" w:eastAsia="Times New Roman" w:hAnsiTheme="minorHAnsi" w:cstheme="minorHAnsi"/>
+          <w:spacing w:val="-3"/>
+          <w:lang w:eastAsia="zh-CN"/>
+        </w:rPr>
+        <w:t xml:space="preserve">Transitioned into Full Stack AI Development, integrating AI models into React, </w:t>
+      </w:r>
+      <w:proofErr w:type="spellStart"/>
+      <w:r>
+        <w:rPr>
+          <w:rFonts w:asciiTheme="minorHAnsi" w:eastAsia="Times New Roman" w:hAnsiTheme="minorHAnsi" w:cstheme="minorHAnsi"/>
+          <w:spacing w:val="-3"/>
+          <w:lang w:eastAsia="zh-CN"/>
+        </w:rPr>
+        <w:t>TypeScript</w:t>
+      </w:r>
+      <w:proofErr w:type="spellEnd"/>
+      <w:r>
+        <w:rPr>
+          <w:rFonts w:asciiTheme="minorHAnsi" w:eastAsia="Times New Roman" w:hAnsiTheme="minorHAnsi" w:cstheme="minorHAnsi"/>
+          <w:spacing w:val="-3"/>
+          <w:lang w:eastAsia="zh-CN"/>
+        </w:rPr>
+        <w:t>, and PostgreSQL-based applications.</w:t>
+      </w:r>
+    </w:p>
+    <w:p>
+      <w:pPr>
+        <w:pStyle w:val="ListParagraph"/>
+        <w:widowControl/>
+        <w:numPr>
+          <w:ilvl w:val="0"/>
+          <w:numId w:val="11"/>
+        </w:numPr>
+        <w:autoSpaceDE/>
+        <w:autoSpaceDN/>
+        <w:jc w:val="both"/>
+        <w:textAlignment w:val="baseline"/>
+        <w:rPr>
+          <w:rFonts w:asciiTheme="minorHAnsi" w:eastAsia="Times New Roman" w:hAnsiTheme="minorHAnsi" w:cstheme="minorHAnsi"/>
+          <w:spacing w:val="-3"/>
+          <w:lang w:eastAsia="zh-CN"/>
+        </w:rPr>
+      </w:pPr>
+      <w:r>
+        <w:rPr>
+          <w:rFonts w:asciiTheme="minorHAnsi" w:eastAsia="Times New Roman" w:hAnsiTheme="minorHAnsi" w:cstheme="minorHAnsi"/>
+          <w:spacing w:val="-3"/>
+          <w:lang w:eastAsia="zh-CN"/>
+        </w:rPr>
+        <w:t xml:space="preserve">Built machine learning models and AI algorithms to enhance product features, leveraging tools such as Python, </w:t>
+      </w:r>
+      <w:proofErr w:type="spellStart"/>
+      <w:r>
+        <w:rPr>
+          <w:rFonts w:asciiTheme="minorHAnsi" w:eastAsia="Times New Roman" w:hAnsiTheme="minorHAnsi" w:cstheme="minorHAnsi"/>
+          <w:spacing w:val="-3"/>
+          <w:lang w:eastAsia="zh-CN"/>
+        </w:rPr>
+        <w:t>TensorFlow</w:t>
+      </w:r>
+      <w:proofErr w:type="spellEnd"/>
+      <w:r>
+        <w:rPr>
+          <w:rFonts w:asciiTheme="minorHAnsi" w:eastAsia="Times New Roman" w:hAnsiTheme="minorHAnsi" w:cstheme="minorHAnsi"/>
+          <w:spacing w:val="-3"/>
+          <w:lang w:eastAsia="zh-CN"/>
+        </w:rPr>
+        <w:t>, and AWS AI services.</w:t>
+      </w:r>
+    </w:p>
+    <w:p>
+      <w:pPr>
+        <w:pStyle w:val="ListParagraph"/>
+        <w:widowControl/>
+        <w:numPr>
+          <w:ilvl w:val="0"/>
+          <w:numId w:val="11"/>
+        </w:numPr>
+        <w:autoSpaceDE/>
+        <w:autoSpaceDN/>
+        <w:jc w:val="both"/>
+        <w:textAlignment w:val="baseline"/>
+        <w:rPr>
+          <w:rFonts w:asciiTheme="minorHAnsi" w:eastAsia="Times New Roman" w:hAnsiTheme="minorHAnsi" w:cstheme="minorHAnsi"/>
+          <w:spacing w:val="-3"/>
+          <w:lang w:eastAsia="zh-CN"/>
+        </w:rPr>
+      </w:pPr>
+      <w:r>
+        <w:rPr>
+          <w:rFonts w:asciiTheme="minorHAnsi" w:eastAsia="Times New Roman" w:hAnsiTheme="minorHAnsi" w:cstheme="minorHAnsi"/>
+          <w:spacing w:val="-3"/>
+          <w:lang w:eastAsia="zh-CN"/>
+        </w:rPr>
+        <w:t>Enhanced customer retention by 20% by developing personalized recommendation systems using machine learning.</w:t>
+      </w:r>
+    </w:p>
+    <w:p>
+      <w:pPr>
+        <w:pStyle w:val="ListParagraph"/>
+        <w:widowControl/>
+        <w:numPr>
+          <w:ilvl w:val="0"/>
+          <w:numId w:val="11"/>
+        </w:numPr>
+        <w:autoSpaceDE/>
+        <w:autoSpaceDN/>
+        <w:jc w:val="both"/>
+        <w:textAlignment w:val="baseline"/>
+        <w:rPr>
+          <w:rFonts w:asciiTheme="minorHAnsi" w:eastAsia="Times New Roman" w:hAnsiTheme="minorHAnsi" w:cstheme="minorHAnsi"/>
+          <w:spacing w:val="-3"/>
+          <w:lang w:eastAsia="zh-CN"/>
+        </w:rPr>
+      </w:pPr>
+      <w:r>
+        <w:rPr>
+          <w:rFonts w:asciiTheme="minorHAnsi" w:eastAsia="Times New Roman" w:hAnsiTheme="minorHAnsi" w:cstheme="minorHAnsi"/>
+          <w:spacing w:val="-3"/>
+          <w:lang w:eastAsia="zh-CN"/>
+        </w:rPr>
+        <w:t>Achieved a 40% reduction in time-to-insight by automating data visualization processes using Python.</w:t>
+      </w:r>
+    </w:p>
+    <w:p>
+      <w:pPr>
+        <w:pStyle w:val="ListParagraph"/>
+        <w:widowControl/>
+        <w:numPr>
+          <w:ilvl w:val="0"/>
+          <w:numId w:val="11"/>
+        </w:numPr>
+        <w:autoSpaceDE/>
+        <w:autoSpaceDN/>
+        <w:jc w:val="both"/>
+        <w:textAlignment w:val="baseline"/>
+        <w:rPr>
+          <w:rFonts w:asciiTheme="minorHAnsi" w:eastAsia="Times New Roman" w:hAnsiTheme="minorHAnsi" w:cstheme="minorHAnsi"/>
+          <w:spacing w:val="-3"/>
+          <w:lang w:eastAsia="zh-CN"/>
+        </w:rPr>
+      </w:pPr>
+      <w:r>
+        <w:rPr>
+          <w:rFonts w:asciiTheme="minorHAnsi" w:eastAsia="Times New Roman" w:hAnsiTheme="minorHAnsi" w:cstheme="minorHAnsi"/>
+          <w:spacing w:val="-3"/>
+          <w:lang w:eastAsia="zh-CN"/>
+        </w:rPr>
+        <w:t>Culture Builder: Fostered an environment of continuous learning toward delivering high-quality websites that resulted in a remarkable 30% increase in project completion speed.</w:t>
       </w:r>
     </w:p>
     <w:p>
@@ -732,95 +1282,80 @@
         <w:spacing w:before="200" w:line="252" w:lineRule="auto"/>
         <w:ind w:right="150"/>
         <w:jc w:val="both"/>
-      </w:pPr>
-      <w:r>
-        <w:rPr>
-          <w:b/>
+        <w:rPr>
+          <w:sz w:val="22"/>
+          <w:szCs w:val="22"/>
+        </w:rPr>
+      </w:pPr>
+      <w:r>
+        <w:rPr>
+          <w:b/>
+          <w:sz w:val="24"/>
         </w:rPr>
         <w:t xml:space="preserve">Senior Software Engineer </w:t>
       </w:r>
       <w:r>
         <w:rPr>
           <w:b/>
+          <w:sz w:val="24"/>
         </w:rPr>
         <w:t>–</w:t>
       </w:r>
       <w:r>
         <w:rPr>
           <w:b/>
+          <w:sz w:val="24"/>
         </w:rPr>
         <w:t xml:space="preserve"> </w:t>
       </w:r>
       <w:r>
         <w:rPr>
           <w:b/>
+          <w:sz w:val="24"/>
         </w:rPr>
         <w:t>DFPS JOBS Private Limited</w:t>
       </w:r>
       <w:r>
         <w:rPr>
           <w:b/>
-        </w:rPr>
-        <w:tab/>
-      </w:r>
-      <w:r>
-        <w:rPr>
-          <w:b/>
-        </w:rPr>
-        <w:t xml:space="preserve"> </w:t>
-      </w:r>
-      <w:r>
-        <w:rPr>
-          <w:b/>
+          <w:sz w:val="24"/>
+        </w:rPr>
+        <w:t xml:space="preserve">                                           </w:t>
+      </w:r>
+      <w:r>
+        <w:rPr>
+          <w:b/>
+          <w:sz w:val="24"/>
         </w:rPr>
         <w:t>10/</w:t>
       </w:r>
       <w:r>
         <w:rPr>
           <w:b/>
+          <w:sz w:val="24"/>
         </w:rPr>
         <w:t>202</w:t>
       </w:r>
       <w:r>
         <w:rPr>
           <w:b/>
+          <w:sz w:val="24"/>
         </w:rPr>
         <w:t>3</w:t>
       </w:r>
       <w:r>
         <w:rPr>
           <w:b/>
+          <w:sz w:val="24"/>
         </w:rPr>
         <w:t xml:space="preserve"> – </w:t>
       </w:r>
       <w:r>
         <w:rPr>
           <w:b/>
-        </w:rPr>
-        <w:t>Current</w:t>
-      </w:r>
-      <w:r>
-        <w:t xml:space="preserve"> </w:t>
-      </w:r>
-      <w:r>
-        <w:rPr>
-          <w:b/>
-        </w:rPr>
-        <w:t xml:space="preserve">Tech: </w:t>
-      </w:r>
-      <w:r>
-        <w:t xml:space="preserve">React.js, </w:t>
-      </w:r>
-      <w:proofErr w:type="spellStart"/>
-      <w:r>
-        <w:t>Redux</w:t>
-      </w:r>
-      <w:proofErr w:type="spellEnd"/>
-      <w:r>
-        <w:t xml:space="preserve">, ASP.NET Core, Spring </w:t>
-      </w:r>
-      <w:r>
-        <w:t>Boot, Hibernate, Java, C#, SQL</w:t>
+          <w:sz w:val="24"/>
+        </w:rPr>
+        <w:t>09/2024</w:t>
       </w:r>
     </w:p>
     <w:p>
@@ -838,16 +1373,12 @@
         <w:jc w:val="both"/>
         <w:rPr>
           <w:rFonts w:asciiTheme="minorHAnsi" w:eastAsia="Times New Roman" w:hAnsiTheme="minorHAnsi" w:cstheme="minorHAnsi"/>
-          <w:sz w:val="18"/>
-          <w:szCs w:val="24"/>
-          <w:lang w:eastAsia="zh-CN"/>
-        </w:rPr>
-      </w:pPr>
-      <w:r>
-        <w:rPr>
-          <w:rFonts w:asciiTheme="minorHAnsi" w:eastAsia="Times New Roman" w:hAnsiTheme="minorHAnsi" w:cstheme="minorHAnsi"/>
-          <w:sz w:val="18"/>
-          <w:szCs w:val="24"/>
+          <w:lang w:eastAsia="zh-CN"/>
+        </w:rPr>
+      </w:pPr>
+      <w:r>
+        <w:rPr>
+          <w:rFonts w:asciiTheme="minorHAnsi" w:eastAsia="Times New Roman" w:hAnsiTheme="minorHAnsi" w:cstheme="minorHAnsi"/>
           <w:lang w:eastAsia="zh-CN"/>
         </w:rPr>
         <w:t xml:space="preserve">Orchestrated the creation of scalable </w:t>
@@ -856,8 +1387,6 @@
       <w:r>
         <w:rPr>
           <w:rFonts w:asciiTheme="minorHAnsi" w:eastAsia="Times New Roman" w:hAnsiTheme="minorHAnsi" w:cstheme="minorHAnsi"/>
-          <w:sz w:val="18"/>
-          <w:szCs w:val="24"/>
           <w:lang w:eastAsia="zh-CN"/>
         </w:rPr>
         <w:t>microservices</w:t>
@@ -866,8 +1395,6 @@
       <w:r>
         <w:rPr>
           <w:rFonts w:asciiTheme="minorHAnsi" w:eastAsia="Times New Roman" w:hAnsiTheme="minorHAnsi" w:cstheme="minorHAnsi"/>
-          <w:sz w:val="18"/>
-          <w:szCs w:val="24"/>
           <w:lang w:eastAsia="zh-CN"/>
         </w:rPr>
         <w:t xml:space="preserve"> utilizing Spring Boot, ASP.NET Core, and Hibernate, curtailing API response times by 35% and optimized system efficiency.</w:t>
@@ -888,16 +1415,12 @@
         <w:jc w:val="both"/>
         <w:rPr>
           <w:rFonts w:asciiTheme="minorHAnsi" w:eastAsia="Times New Roman" w:hAnsiTheme="minorHAnsi" w:cstheme="minorHAnsi"/>
-          <w:sz w:val="18"/>
-          <w:szCs w:val="24"/>
-          <w:lang w:eastAsia="zh-CN"/>
-        </w:rPr>
-      </w:pPr>
-      <w:r>
-        <w:rPr>
-          <w:rFonts w:asciiTheme="minorHAnsi" w:eastAsia="Times New Roman" w:hAnsiTheme="minorHAnsi" w:cstheme="minorHAnsi"/>
-          <w:sz w:val="18"/>
-          <w:szCs w:val="24"/>
+          <w:lang w:eastAsia="zh-CN"/>
+        </w:rPr>
+      </w:pPr>
+      <w:r>
+        <w:rPr>
+          <w:rFonts w:asciiTheme="minorHAnsi" w:eastAsia="Times New Roman" w:hAnsiTheme="minorHAnsi" w:cstheme="minorHAnsi"/>
           <w:lang w:eastAsia="zh-CN"/>
         </w:rPr>
         <w:t xml:space="preserve">Developed responsive web interfaces with React.js, </w:t>
@@ -906,8 +1429,6 @@
       <w:r>
         <w:rPr>
           <w:rFonts w:asciiTheme="minorHAnsi" w:eastAsia="Times New Roman" w:hAnsiTheme="minorHAnsi" w:cstheme="minorHAnsi"/>
-          <w:sz w:val="18"/>
-          <w:szCs w:val="24"/>
           <w:lang w:eastAsia="zh-CN"/>
         </w:rPr>
         <w:t>Redux</w:t>
@@ -916,8 +1437,6 @@
       <w:r>
         <w:rPr>
           <w:rFonts w:asciiTheme="minorHAnsi" w:eastAsia="Times New Roman" w:hAnsiTheme="minorHAnsi" w:cstheme="minorHAnsi"/>
-          <w:sz w:val="18"/>
-          <w:szCs w:val="24"/>
           <w:lang w:eastAsia="zh-CN"/>
         </w:rPr>
         <w:t xml:space="preserve">, and </w:t>
@@ -926,8 +1445,6 @@
       <w:r>
         <w:rPr>
           <w:rFonts w:asciiTheme="minorHAnsi" w:eastAsia="Times New Roman" w:hAnsiTheme="minorHAnsi" w:cstheme="minorHAnsi"/>
-          <w:sz w:val="18"/>
-          <w:szCs w:val="24"/>
           <w:lang w:eastAsia="zh-CN"/>
         </w:rPr>
         <w:t>TypeScript</w:t>
@@ -936,29 +1453,9 @@
       <w:r>
         <w:rPr>
           <w:rFonts w:asciiTheme="minorHAnsi" w:eastAsia="Times New Roman" w:hAnsiTheme="minorHAnsi" w:cstheme="minorHAnsi"/>
-          <w:sz w:val="18"/>
-          <w:szCs w:val="24"/>
-          <w:lang w:eastAsia="zh-CN"/>
-        </w:rPr>
-        <w:t xml:space="preserve">, enhancing user experience and resulting in a </w:t>
-      </w:r>
-      <w:r>
-        <w:rPr>
-          <w:rFonts w:asciiTheme="minorHAnsi" w:eastAsia="Times New Roman" w:hAnsiTheme="minorHAnsi" w:cstheme="minorHAnsi"/>
-          <w:sz w:val="18"/>
-          <w:szCs w:val="24"/>
-          <w:lang w:eastAsia="zh-CN"/>
-        </w:rPr>
-        <w:t>28</w:t>
-      </w:r>
-      <w:r>
-        <w:rPr>
-          <w:rFonts w:asciiTheme="minorHAnsi" w:eastAsia="Times New Roman" w:hAnsiTheme="minorHAnsi" w:cstheme="minorHAnsi"/>
-          <w:sz w:val="18"/>
-          <w:szCs w:val="24"/>
-          <w:lang w:eastAsia="zh-CN"/>
-        </w:rPr>
-        <w:t>% increase in conversion rates.</w:t>
+          <w:lang w:eastAsia="zh-CN"/>
+        </w:rPr>
+        <w:t>, enhancing user experience and resulting in a 28% increase in conversion rates.</w:t>
       </w:r>
     </w:p>
     <w:p>
@@ -976,16 +1473,12 @@
         <w:jc w:val="both"/>
         <w:rPr>
           <w:rFonts w:asciiTheme="minorHAnsi" w:eastAsia="Times New Roman" w:hAnsiTheme="minorHAnsi" w:cstheme="minorHAnsi"/>
-          <w:sz w:val="18"/>
-          <w:szCs w:val="24"/>
-          <w:lang w:eastAsia="zh-CN"/>
-        </w:rPr>
-      </w:pPr>
-      <w:r>
-        <w:rPr>
-          <w:rFonts w:asciiTheme="minorHAnsi" w:eastAsia="Times New Roman" w:hAnsiTheme="minorHAnsi" w:cstheme="minorHAnsi"/>
-          <w:sz w:val="18"/>
-          <w:szCs w:val="24"/>
+          <w:lang w:eastAsia="zh-CN"/>
+        </w:rPr>
+      </w:pPr>
+      <w:r>
+        <w:rPr>
+          <w:rFonts w:asciiTheme="minorHAnsi" w:eastAsia="Times New Roman" w:hAnsiTheme="minorHAnsi" w:cstheme="minorHAnsi"/>
           <w:lang w:eastAsia="zh-CN"/>
         </w:rPr>
         <w:t>Revamped RESTful APIs using Python and optimized SQL/T-SQL queries to elevate data infrastructure, consequently slashing database latency by 36% and improving application stability for end-users.</w:t>
@@ -1006,8 +1499,6 @@
         <w:jc w:val="both"/>
         <w:rPr>
           <w:rFonts w:asciiTheme="minorHAnsi" w:eastAsia="Times New Roman" w:hAnsiTheme="minorHAnsi" w:cstheme="minorHAnsi"/>
-          <w:sz w:val="16"/>
-          <w:szCs w:val="24"/>
           <w:lang w:eastAsia="zh-CN"/>
         </w:rPr>
       </w:pPr>
@@ -1016,14 +1507,12 @@
           <w:rStyle w:val="Strong"/>
           <w:rFonts w:asciiTheme="minorHAnsi" w:hAnsiTheme="minorHAnsi" w:cstheme="minorHAnsi"/>
           <w:b w:val="0"/>
-          <w:sz w:val="20"/>
         </w:rPr>
         <w:t>Implemented a secure CI/CD pipeline</w:t>
       </w:r>
       <w:r>
         <w:rPr>
           <w:rFonts w:asciiTheme="minorHAnsi" w:hAnsiTheme="minorHAnsi" w:cstheme="minorHAnsi"/>
-          <w:sz w:val="20"/>
         </w:rPr>
         <w:t xml:space="preserve"> using </w:t>
       </w:r>
@@ -1032,30 +1521,33 @@
           <w:rStyle w:val="Strong"/>
           <w:rFonts w:asciiTheme="minorHAnsi" w:hAnsiTheme="minorHAnsi" w:cstheme="minorHAnsi"/>
           <w:b w:val="0"/>
-          <w:sz w:val="20"/>
         </w:rPr>
         <w:t>Maven, Jenkins, and GitHub Actions</w:t>
       </w:r>
       <w:r>
         <w:rPr>
           <w:rFonts w:asciiTheme="minorHAnsi" w:hAnsiTheme="minorHAnsi" w:cstheme="minorHAnsi"/>
-          <w:sz w:val="20"/>
-        </w:rPr>
-        <w:t xml:space="preserve">, automating software delivery and reducing deployment time by </w:t>
+        </w:rPr>
+        <w:t xml:space="preserve">, automating </w:t>
+      </w:r>
+      <w:r>
+        <w:rPr>
+          <w:rFonts w:asciiTheme="minorHAnsi" w:hAnsiTheme="minorHAnsi" w:cstheme="minorHAnsi"/>
+        </w:rPr>
+        <w:lastRenderedPageBreak/>
+        <w:t xml:space="preserve">software delivery and reducing deployment time by </w:t>
       </w:r>
       <w:r>
         <w:rPr>
           <w:rStyle w:val="Strong"/>
           <w:rFonts w:asciiTheme="minorHAnsi" w:hAnsiTheme="minorHAnsi" w:cstheme="minorHAnsi"/>
           <w:b w:val="0"/>
-          <w:sz w:val="20"/>
         </w:rPr>
         <w:t>30%</w:t>
       </w:r>
       <w:r>
         <w:rPr>
           <w:rFonts w:asciiTheme="minorHAnsi" w:hAnsiTheme="minorHAnsi" w:cstheme="minorHAnsi"/>
-          <w:sz w:val="20"/>
         </w:rPr>
         <w:t xml:space="preserve">, while integrating </w:t>
       </w:r>
@@ -1064,14 +1556,12 @@
           <w:rStyle w:val="Strong"/>
           <w:rFonts w:asciiTheme="minorHAnsi" w:hAnsiTheme="minorHAnsi" w:cstheme="minorHAnsi"/>
           <w:b w:val="0"/>
-          <w:sz w:val="20"/>
         </w:rPr>
         <w:t>automated security testing and vulnerability scans</w:t>
       </w:r>
       <w:r>
         <w:rPr>
           <w:rFonts w:asciiTheme="minorHAnsi" w:hAnsiTheme="minorHAnsi" w:cstheme="minorHAnsi"/>
-          <w:sz w:val="20"/>
         </w:rPr>
         <w:t xml:space="preserve"> to ensure compliance and enhance system reliability.</w:t>
       </w:r>
@@ -1091,16 +1581,12 @@
         <w:jc w:val="both"/>
         <w:rPr>
           <w:rFonts w:asciiTheme="minorHAnsi" w:eastAsia="Times New Roman" w:hAnsiTheme="minorHAnsi" w:cstheme="minorHAnsi"/>
-          <w:sz w:val="18"/>
-          <w:szCs w:val="24"/>
-          <w:lang w:eastAsia="zh-CN"/>
-        </w:rPr>
-      </w:pPr>
-      <w:r>
-        <w:rPr>
-          <w:rFonts w:asciiTheme="minorHAnsi" w:eastAsia="Times New Roman" w:hAnsiTheme="minorHAnsi" w:cstheme="minorHAnsi"/>
-          <w:sz w:val="18"/>
-          <w:szCs w:val="24"/>
+          <w:lang w:eastAsia="zh-CN"/>
+        </w:rPr>
+      </w:pPr>
+      <w:r>
+        <w:rPr>
+          <w:rFonts w:asciiTheme="minorHAnsi" w:eastAsia="Times New Roman" w:hAnsiTheme="minorHAnsi" w:cstheme="minorHAnsi"/>
           <w:lang w:eastAsia="zh-CN"/>
         </w:rPr>
         <w:t>Supervised the implementation of automated testing frameworks and integrated code quality checks into the CI/CD pipeline, cutting Sev1/P1 incidents by 2 per quarter.</w:t>
@@ -1121,16 +1607,12 @@
         <w:jc w:val="both"/>
         <w:rPr>
           <w:rFonts w:asciiTheme="minorHAnsi" w:eastAsia="Times New Roman" w:hAnsiTheme="minorHAnsi" w:cstheme="minorHAnsi"/>
-          <w:sz w:val="18"/>
-          <w:szCs w:val="24"/>
-          <w:lang w:eastAsia="zh-CN"/>
-        </w:rPr>
-      </w:pPr>
-      <w:r>
-        <w:rPr>
-          <w:rFonts w:asciiTheme="minorHAnsi" w:eastAsia="Times New Roman" w:hAnsiTheme="minorHAnsi" w:cstheme="minorHAnsi"/>
-          <w:sz w:val="18"/>
-          <w:szCs w:val="24"/>
+          <w:lang w:eastAsia="zh-CN"/>
+        </w:rPr>
+      </w:pPr>
+      <w:r>
+        <w:rPr>
+          <w:rFonts w:asciiTheme="minorHAnsi" w:eastAsia="Times New Roman" w:hAnsiTheme="minorHAnsi" w:cstheme="minorHAnsi"/>
           <w:lang w:eastAsia="zh-CN"/>
         </w:rPr>
         <w:t xml:space="preserve">Spearheaded the modernization of </w:t>
@@ -1138,8 +1620,6 @@
       <w:r>
         <w:rPr>
           <w:rFonts w:asciiTheme="minorHAnsi" w:eastAsia="Times New Roman" w:hAnsiTheme="minorHAnsi" w:cstheme="minorHAnsi"/>
-          <w:sz w:val="18"/>
-          <w:szCs w:val="24"/>
           <w:lang w:eastAsia="zh-CN"/>
         </w:rPr>
         <w:t>10</w:t>
@@ -1147,8 +1627,6 @@
       <w:r>
         <w:rPr>
           <w:rFonts w:asciiTheme="minorHAnsi" w:eastAsia="Times New Roman" w:hAnsiTheme="minorHAnsi" w:cstheme="minorHAnsi"/>
-          <w:sz w:val="18"/>
-          <w:szCs w:val="24"/>
           <w:lang w:eastAsia="zh-CN"/>
         </w:rPr>
         <w:t xml:space="preserve"> legacy applications by migrating to a </w:t>
@@ -1157,8 +1635,6 @@
       <w:r>
         <w:rPr>
           <w:rFonts w:asciiTheme="minorHAnsi" w:eastAsia="Times New Roman" w:hAnsiTheme="minorHAnsi" w:cstheme="minorHAnsi"/>
-          <w:sz w:val="18"/>
-          <w:szCs w:val="24"/>
           <w:lang w:eastAsia="zh-CN"/>
         </w:rPr>
         <w:t>microservices</w:t>
@@ -1167,8 +1643,6 @@
       <w:r>
         <w:rPr>
           <w:rFonts w:asciiTheme="minorHAnsi" w:eastAsia="Times New Roman" w:hAnsiTheme="minorHAnsi" w:cstheme="minorHAnsi"/>
-          <w:sz w:val="18"/>
-          <w:szCs w:val="24"/>
           <w:lang w:eastAsia="zh-CN"/>
         </w:rPr>
         <w:t xml:space="preserve"> architecture, improving scalability and maintainability while reducing technical debt.</w:t>
@@ -1182,140 +1656,125 @@
         <w:spacing w:before="192" w:line="249" w:lineRule="auto"/>
         <w:ind w:left="1" w:right="150"/>
         <w:jc w:val="both"/>
-        <w:rPr>
-          <w:sz w:val="21"/>
-        </w:rPr>
-      </w:pPr>
-      <w:r>
-        <w:rPr>
-          <w:b/>
-          <w:sz w:val="21"/>
+      </w:pPr>
+      <w:r>
+        <w:rPr>
+          <w:b/>
+          <w:sz w:val="24"/>
         </w:rPr>
         <w:t xml:space="preserve">Senior </w:t>
       </w:r>
       <w:r>
         <w:rPr>
           <w:b/>
-          <w:sz w:val="21"/>
+          <w:sz w:val="24"/>
         </w:rPr>
         <w:t>Software</w:t>
       </w:r>
       <w:r>
         <w:rPr>
           <w:b/>
-          <w:sz w:val="21"/>
+          <w:sz w:val="24"/>
         </w:rPr>
         <w:t xml:space="preserve"> Engineer </w:t>
       </w:r>
       <w:r>
         <w:rPr>
           <w:b/>
-          <w:sz w:val="21"/>
+          <w:sz w:val="24"/>
         </w:rPr>
         <w:t>–</w:t>
       </w:r>
       <w:r>
         <w:rPr>
           <w:b/>
-          <w:sz w:val="21"/>
+          <w:sz w:val="24"/>
         </w:rPr>
         <w:t xml:space="preserve"> </w:t>
       </w:r>
       <w:r>
         <w:rPr>
           <w:b/>
-          <w:sz w:val="21"/>
+          <w:sz w:val="24"/>
         </w:rPr>
         <w:t>Washington</w:t>
       </w:r>
       <w:r>
         <w:rPr>
           <w:b/>
-          <w:sz w:val="21"/>
-        </w:rPr>
-        <w:t xml:space="preserve"> Workforce Commission</w:t>
-      </w:r>
-      <w:r>
-        <w:rPr>
-          <w:b/>
-          <w:sz w:val="21"/>
-        </w:rPr>
-        <w:tab/>
-      </w:r>
-      <w:r>
-        <w:rPr>
-          <w:b/>
-          <w:sz w:val="21"/>
-        </w:rPr>
-        <w:t>05/</w:t>
-      </w:r>
-      <w:r>
-        <w:rPr>
-          <w:b/>
-          <w:sz w:val="21"/>
+          <w:sz w:val="24"/>
+        </w:rPr>
+        <w:t xml:space="preserve"> Workforce </w:t>
+      </w:r>
+      <w:r>
+        <w:rPr>
+          <w:b/>
+          <w:sz w:val="24"/>
+        </w:rPr>
+        <w:t xml:space="preserve">Association </w:t>
+      </w:r>
+      <w:r>
+        <w:rPr>
+          <w:b/>
+          <w:sz w:val="24"/>
+        </w:rPr>
+        <w:t xml:space="preserve">                          </w:t>
+      </w:r>
+      <w:r>
+        <w:rPr>
+          <w:b/>
+          <w:sz w:val="24"/>
+        </w:rPr>
+        <w:t>01</w:t>
+      </w:r>
+      <w:r>
+        <w:rPr>
+          <w:b/>
+          <w:sz w:val="24"/>
+        </w:rPr>
+        <w:t>/</w:t>
+      </w:r>
+      <w:r>
+        <w:rPr>
+          <w:b/>
+          <w:sz w:val="24"/>
         </w:rPr>
         <w:t>2022</w:t>
       </w:r>
       <w:r>
         <w:rPr>
           <w:b/>
-          <w:sz w:val="21"/>
+          <w:sz w:val="24"/>
         </w:rPr>
         <w:t xml:space="preserve"> – </w:t>
       </w:r>
       <w:r>
         <w:rPr>
           <w:b/>
-          <w:sz w:val="21"/>
-        </w:rPr>
-        <w:t>10/</w:t>
-      </w:r>
-      <w:r>
-        <w:rPr>
-          <w:b/>
-          <w:sz w:val="21"/>
+          <w:sz w:val="24"/>
+        </w:rPr>
+        <w:t>09</w:t>
+      </w:r>
+      <w:r>
+        <w:rPr>
+          <w:b/>
+          <w:sz w:val="24"/>
+        </w:rPr>
+        <w:t>/</w:t>
+      </w:r>
+      <w:r>
+        <w:rPr>
+          <w:b/>
+          <w:sz w:val="24"/>
         </w:rPr>
         <w:t>202</w:t>
       </w:r>
       <w:r>
         <w:rPr>
           <w:b/>
-          <w:sz w:val="21"/>
+          <w:sz w:val="24"/>
         </w:rPr>
         <w:t>3</w:t>
-      </w:r>
-      <w:r>
-        <w:rPr>
-          <w:sz w:val="21"/>
-        </w:rPr>
-        <w:t xml:space="preserve"> </w:t>
-      </w:r>
-      <w:r>
-        <w:rPr>
-          <w:b/>
-          <w:sz w:val="21"/>
-        </w:rPr>
-        <w:t xml:space="preserve">Tech: </w:t>
-      </w:r>
-      <w:r>
-        <w:t xml:space="preserve">Spring Boot, ASP.NET MVC, </w:t>
-      </w:r>
-      <w:r>
-        <w:t xml:space="preserve">React.js, </w:t>
-      </w:r>
-      <w:proofErr w:type="spellStart"/>
-      <w:r>
-        <w:t>Redux</w:t>
-      </w:r>
-      <w:proofErr w:type="spellEnd"/>
-      <w:r>
-        <w:t>, Java, C#, SQL,</w:t>
-      </w:r>
-      <w:r>
-        <w:t xml:space="preserve"> </w:t>
-      </w:r>
-      <w:r>
-        <w:t>Maven</w:t>
       </w:r>
     </w:p>
     <w:p>
@@ -1329,16 +1788,16 @@
         <w:jc w:val="both"/>
         <w:rPr>
           <w:rFonts w:asciiTheme="minorHAnsi" w:hAnsiTheme="minorHAnsi" w:cstheme="minorHAnsi"/>
-          <w:sz w:val="20"/>
-          <w:szCs w:val="20"/>
+          <w:sz w:val="22"/>
+          <w:szCs w:val="22"/>
         </w:rPr>
       </w:pPr>
       <w:r>
         <w:rPr>
           <w:rFonts w:asciiTheme="minorHAnsi" w:hAnsiTheme="minorHAnsi" w:cstheme="minorHAnsi"/>
           <w:spacing w:val="-3"/>
-          <w:sz w:val="20"/>
-          <w:szCs w:val="20"/>
+          <w:sz w:val="22"/>
+          <w:szCs w:val="22"/>
           <w:shd w:val="clear" w:color="auto" w:fill="FCFCFE"/>
         </w:rPr>
         <w:t xml:space="preserve">Developed and maintained internal workforce management tools using Java Spring Framework, ASP.NET MVC, and React.js, improving user satisfaction with </w:t>
@@ -1347,8 +1806,8 @@
         <w:rPr>
           <w:rFonts w:asciiTheme="minorHAnsi" w:hAnsiTheme="minorHAnsi" w:cstheme="minorHAnsi"/>
           <w:spacing w:val="-3"/>
-          <w:sz w:val="20"/>
-          <w:szCs w:val="20"/>
+          <w:sz w:val="22"/>
+          <w:szCs w:val="22"/>
           <w:shd w:val="clear" w:color="auto" w:fill="FCFCFE"/>
         </w:rPr>
         <w:t>15</w:t>
@@ -1357,8 +1816,8 @@
         <w:rPr>
           <w:rFonts w:asciiTheme="minorHAnsi" w:hAnsiTheme="minorHAnsi" w:cstheme="minorHAnsi"/>
           <w:spacing w:val="-3"/>
-          <w:sz w:val="20"/>
-          <w:szCs w:val="20"/>
+          <w:sz w:val="22"/>
+          <w:szCs w:val="22"/>
           <w:shd w:val="clear" w:color="auto" w:fill="FCFCFE"/>
         </w:rPr>
         <w:t>% positive feedback.</w:t>
@@ -1375,16 +1834,16 @@
         <w:jc w:val="both"/>
         <w:rPr>
           <w:rFonts w:asciiTheme="minorHAnsi" w:hAnsiTheme="minorHAnsi" w:cstheme="minorHAnsi"/>
-          <w:sz w:val="20"/>
-          <w:szCs w:val="20"/>
+          <w:sz w:val="22"/>
+          <w:szCs w:val="22"/>
         </w:rPr>
       </w:pPr>
       <w:r>
         <w:rPr>
           <w:rFonts w:asciiTheme="minorHAnsi" w:hAnsiTheme="minorHAnsi" w:cstheme="minorHAnsi"/>
           <w:spacing w:val="-3"/>
-          <w:sz w:val="20"/>
-          <w:szCs w:val="20"/>
+          <w:sz w:val="22"/>
+          <w:szCs w:val="22"/>
           <w:shd w:val="clear" w:color="auto" w:fill="FCFCFE"/>
         </w:rPr>
         <w:t xml:space="preserve">Refactored legacy components of distributed </w:t>
@@ -1394,8 +1853,8 @@
         <w:rPr>
           <w:rFonts w:asciiTheme="minorHAnsi" w:hAnsiTheme="minorHAnsi" w:cstheme="minorHAnsi"/>
           <w:spacing w:val="-3"/>
-          <w:sz w:val="20"/>
-          <w:szCs w:val="20"/>
+          <w:sz w:val="22"/>
+          <w:szCs w:val="22"/>
           <w:shd w:val="clear" w:color="auto" w:fill="FCFCFE"/>
         </w:rPr>
         <w:t>microservices</w:t>
@@ -1405,8 +1864,8 @@
         <w:rPr>
           <w:rFonts w:asciiTheme="minorHAnsi" w:hAnsiTheme="minorHAnsi" w:cstheme="minorHAnsi"/>
           <w:spacing w:val="-3"/>
-          <w:sz w:val="20"/>
-          <w:szCs w:val="20"/>
+          <w:sz w:val="22"/>
+          <w:szCs w:val="22"/>
           <w:shd w:val="clear" w:color="auto" w:fill="FCFCFE"/>
         </w:rPr>
         <w:t xml:space="preserve"> into modern, modular architectures, improving API response time by 35%.</w:t>
@@ -1423,15 +1882,15 @@
         <w:jc w:val="both"/>
         <w:rPr>
           <w:rFonts w:asciiTheme="minorHAnsi" w:hAnsiTheme="minorHAnsi" w:cstheme="minorHAnsi"/>
-          <w:sz w:val="20"/>
-          <w:szCs w:val="20"/>
+          <w:sz w:val="22"/>
+          <w:szCs w:val="22"/>
         </w:rPr>
       </w:pPr>
       <w:r>
         <w:rPr>
           <w:rFonts w:asciiTheme="minorHAnsi" w:hAnsiTheme="minorHAnsi" w:cstheme="minorHAnsi"/>
-          <w:sz w:val="20"/>
-          <w:szCs w:val="20"/>
+          <w:sz w:val="22"/>
+          <w:szCs w:val="22"/>
         </w:rPr>
         <w:t>Modernized data synchronization workflows with Informix, SQL Server, and T-SQL, cutting down data pipeline latency by 20% and enabling faster reporting for management tools.</w:t>
       </w:r>
@@ -1445,11 +1904,16 @@
         <w:spacing w:before="191" w:line="249" w:lineRule="auto"/>
         <w:ind w:left="0" w:right="145"/>
         <w:jc w:val="both"/>
-      </w:pPr>
-      <w:r>
-        <w:rPr>
-          <w:b/>
-          <w:w w:val="105"/>
+        <w:rPr>
+          <w:sz w:val="22"/>
+          <w:szCs w:val="22"/>
+        </w:rPr>
+      </w:pPr>
+      <w:r>
+        <w:rPr>
+          <w:b/>
+          <w:w w:val="105"/>
+          <w:sz w:val="24"/>
         </w:rPr>
         <w:t>Senior Full Stac</w:t>
       </w:r>
@@ -1457,19 +1921,22 @@
         <w:rPr>
           <w:b/>
           <w:w w:val="105"/>
+          <w:sz w:val="24"/>
         </w:rPr>
         <w:t>k Developer – Cigna Healthcare</w:t>
       </w:r>
       <w:r>
         <w:rPr>
           <w:b/>
-        </w:rPr>
-        <w:tab/>
-      </w:r>
-      <w:r>
-        <w:rPr>
-          <w:b/>
-          <w:w w:val="105"/>
+          <w:sz w:val="24"/>
+        </w:rPr>
+        <w:t xml:space="preserve">                                                   </w:t>
+      </w:r>
+      <w:r>
+        <w:rPr>
+          <w:b/>
+          <w:w w:val="105"/>
+          <w:sz w:val="24"/>
         </w:rPr>
         <w:t>12/</w:t>
       </w:r>
@@ -1477,6 +1944,57 @@
         <w:rPr>
           <w:b/>
           <w:w w:val="105"/>
+          <w:sz w:val="24"/>
+        </w:rPr>
+        <w:t>2019</w:t>
+      </w:r>
+      <w:r>
+        <w:rPr>
+          <w:b/>
+          <w:spacing w:val="-7"/>
+          <w:w w:val="105"/>
+          <w:sz w:val="24"/>
+        </w:rPr>
+        <w:t xml:space="preserve"> </w:t>
+      </w:r>
+      <w:r>
+        <w:rPr>
+          <w:b/>
+          <w:w w:val="105"/>
+          <w:sz w:val="24"/>
+        </w:rPr>
+        <w:t>–</w:t>
+      </w:r>
+      <w:r>
+        <w:rPr>
+          <w:b/>
+          <w:spacing w:val="-7"/>
+          <w:w w:val="105"/>
+          <w:sz w:val="24"/>
+        </w:rPr>
+        <w:t xml:space="preserve"> </w:t>
+      </w:r>
+      <w:r>
+        <w:rPr>
+          <w:b/>
+          <w:w w:val="105"/>
+          <w:sz w:val="24"/>
+        </w:rPr>
+        <w:t>12</w:t>
+      </w:r>
+      <w:r>
+        <w:rPr>
+          <w:b/>
+          <w:w w:val="105"/>
+          <w:sz w:val="24"/>
+        </w:rPr>
+        <w:t>/</w:t>
+      </w:r>
+      <w:r>
+        <w:rPr>
+          <w:b/>
+          <w:w w:val="105"/>
+          <w:sz w:val="24"/>
         </w:rPr>
         <w:t>20</w:t>
       </w:r>
@@ -1484,86 +2002,9 @@
         <w:rPr>
           <w:b/>
           <w:w w:val="105"/>
+          <w:sz w:val="24"/>
         </w:rPr>
         <w:t>21</w:t>
-      </w:r>
-      <w:r>
-        <w:rPr>
-          <w:b/>
-          <w:spacing w:val="-7"/>
-          <w:w w:val="105"/>
-        </w:rPr>
-        <w:t xml:space="preserve"> </w:t>
-      </w:r>
-      <w:r>
-        <w:rPr>
-          <w:b/>
-          <w:w w:val="105"/>
-        </w:rPr>
-        <w:t>–</w:t>
-      </w:r>
-      <w:r>
-        <w:rPr>
-          <w:b/>
-          <w:spacing w:val="-7"/>
-          <w:w w:val="105"/>
-        </w:rPr>
-        <w:t xml:space="preserve"> </w:t>
-      </w:r>
-      <w:r>
-        <w:rPr>
-          <w:b/>
-          <w:w w:val="105"/>
-        </w:rPr>
-        <w:t>04</w:t>
-      </w:r>
-      <w:r>
-        <w:rPr>
-          <w:b/>
-          <w:w w:val="105"/>
-        </w:rPr>
-        <w:t>/</w:t>
-      </w:r>
-      <w:r>
-        <w:rPr>
-          <w:b/>
-          <w:w w:val="105"/>
-        </w:rPr>
-        <w:t>20</w:t>
-      </w:r>
-      <w:r>
-        <w:rPr>
-          <w:b/>
-          <w:w w:val="105"/>
-        </w:rPr>
-        <w:t>22</w:t>
-      </w:r>
-      <w:r>
-        <w:rPr>
-          <w:w w:val="105"/>
-        </w:rPr>
-        <w:t xml:space="preserve"> </w:t>
-      </w:r>
-      <w:r>
-        <w:rPr>
-          <w:b/>
-          <w:w w:val="105"/>
-        </w:rPr>
-        <w:t>Tech:</w:t>
-      </w:r>
-      <w:r>
-        <w:rPr>
-          <w:b/>
-          <w:spacing w:val="-11"/>
-          <w:w w:val="105"/>
-        </w:rPr>
-        <w:t xml:space="preserve"> </w:t>
-      </w:r>
-      <w:r>
-        <w:t>ASP.NET Co</w:t>
-      </w:r>
-      <w:r>
-        <w:t>re, Spring Boot, Java, C#, SQL</w:t>
       </w:r>
     </w:p>
     <w:p>
@@ -1576,12 +2017,11 @@
         </w:numPr>
         <w:autoSpaceDE/>
         <w:autoSpaceDN/>
+        <w:jc w:val="both"/>
         <w:textAlignment w:val="baseline"/>
         <w:rPr>
           <w:rFonts w:asciiTheme="minorHAnsi" w:eastAsia="Times New Roman" w:hAnsiTheme="minorHAnsi" w:cstheme="minorHAnsi"/>
           <w:spacing w:val="-3"/>
-          <w:sz w:val="20"/>
-          <w:szCs w:val="21"/>
           <w:lang w:eastAsia="zh-CN"/>
         </w:rPr>
       </w:pPr>
@@ -1589,31 +2029,9 @@
         <w:rPr>
           <w:rFonts w:asciiTheme="minorHAnsi" w:eastAsia="Times New Roman" w:hAnsiTheme="minorHAnsi" w:cstheme="minorHAnsi"/>
           <w:spacing w:val="-3"/>
-          <w:sz w:val="20"/>
-          <w:szCs w:val="21"/>
-          <w:lang w:eastAsia="zh-CN"/>
-        </w:rPr>
-        <w:t xml:space="preserve">Implemented healthcare data platforms using ASP.NET Core and Spring Boot, achieving </w:t>
-      </w:r>
-      <w:r>
-        <w:rPr>
-          <w:rFonts w:asciiTheme="minorHAnsi" w:eastAsia="Times New Roman" w:hAnsiTheme="minorHAnsi" w:cstheme="minorHAnsi"/>
-          <w:spacing w:val="-3"/>
-          <w:sz w:val="20"/>
-          <w:szCs w:val="21"/>
-          <w:lang w:eastAsia="zh-CN"/>
-        </w:rPr>
-        <w:t>32</w:t>
-      </w:r>
-      <w:r>
-        <w:rPr>
-          <w:rFonts w:asciiTheme="minorHAnsi" w:eastAsia="Times New Roman" w:hAnsiTheme="minorHAnsi" w:cstheme="minorHAnsi"/>
-          <w:spacing w:val="-3"/>
-          <w:sz w:val="20"/>
-          <w:szCs w:val="21"/>
-          <w:lang w:eastAsia="zh-CN"/>
-        </w:rPr>
-        <w:t>% reduction in data breaches.</w:t>
+          <w:lang w:eastAsia="zh-CN"/>
+        </w:rPr>
+        <w:t>Implemented healthcare data platforms using ASP.NET Core and Spring Boot, achieving 32% reduction in data breaches.</w:t>
       </w:r>
     </w:p>
     <w:p>
@@ -1626,12 +2044,11 @@
         </w:numPr>
         <w:autoSpaceDE/>
         <w:autoSpaceDN/>
+        <w:jc w:val="both"/>
         <w:textAlignment w:val="baseline"/>
         <w:rPr>
           <w:rFonts w:asciiTheme="minorHAnsi" w:eastAsia="Times New Roman" w:hAnsiTheme="minorHAnsi" w:cstheme="minorHAnsi"/>
           <w:spacing w:val="-3"/>
-          <w:sz w:val="20"/>
-          <w:szCs w:val="21"/>
           <w:lang w:eastAsia="zh-CN"/>
         </w:rPr>
       </w:pPr>
@@ -1639,8 +2056,6 @@
         <w:rPr>
           <w:rFonts w:asciiTheme="minorHAnsi" w:eastAsia="Times New Roman" w:hAnsiTheme="minorHAnsi" w:cstheme="minorHAnsi"/>
           <w:spacing w:val="-3"/>
-          <w:sz w:val="20"/>
-          <w:szCs w:val="21"/>
           <w:lang w:eastAsia="zh-CN"/>
         </w:rPr>
         <w:t xml:space="preserve">Built secure and efficient REST APIs for internal data services, handling </w:t>
@@ -1649,8 +2064,6 @@
         <w:rPr>
           <w:rFonts w:asciiTheme="minorHAnsi" w:eastAsia="Times New Roman" w:hAnsiTheme="minorHAnsi" w:cstheme="minorHAnsi"/>
           <w:spacing w:val="-3"/>
-          <w:sz w:val="20"/>
-          <w:szCs w:val="21"/>
           <w:lang w:eastAsia="zh-CN"/>
         </w:rPr>
         <w:t>100+</w:t>
@@ -1659,8 +2072,6 @@
         <w:rPr>
           <w:rFonts w:asciiTheme="minorHAnsi" w:eastAsia="Times New Roman" w:hAnsiTheme="minorHAnsi" w:cstheme="minorHAnsi"/>
           <w:spacing w:val="-3"/>
-          <w:sz w:val="20"/>
-          <w:szCs w:val="21"/>
           <w:lang w:eastAsia="zh-CN"/>
         </w:rPr>
         <w:t xml:space="preserve"> API requests per day and improving data accessibility.</w:t>
@@ -1676,12 +2087,11 @@
         </w:numPr>
         <w:autoSpaceDE/>
         <w:autoSpaceDN/>
+        <w:jc w:val="both"/>
         <w:textAlignment w:val="baseline"/>
         <w:rPr>
           <w:rFonts w:asciiTheme="minorHAnsi" w:eastAsia="Times New Roman" w:hAnsiTheme="minorHAnsi" w:cstheme="minorHAnsi"/>
           <w:spacing w:val="-3"/>
-          <w:sz w:val="20"/>
-          <w:szCs w:val="21"/>
           <w:lang w:eastAsia="zh-CN"/>
         </w:rPr>
       </w:pPr>
@@ -1689,11 +2099,8 @@
         <w:rPr>
           <w:rFonts w:asciiTheme="minorHAnsi" w:eastAsia="Times New Roman" w:hAnsiTheme="minorHAnsi" w:cstheme="minorHAnsi"/>
           <w:spacing w:val="-3"/>
-          <w:sz w:val="20"/>
-          <w:szCs w:val="21"/>
-          <w:lang w:eastAsia="zh-CN"/>
-        </w:rPr>
-        <w:lastRenderedPageBreak/>
+          <w:lang w:eastAsia="zh-CN"/>
+        </w:rPr>
         <w:t>Revamped database architecture and API communication protocols for patient record systems, raising data accuracy by 20%.</w:t>
       </w:r>
     </w:p>
@@ -1713,7 +2120,7 @@
         <w:rPr>
           <w:b/>
           <w:w w:val="105"/>
-          <w:sz w:val="21"/>
+          <w:sz w:val="24"/>
         </w:rPr>
         <w:t>Software</w:t>
       </w:r>
@@ -1722,7 +2129,7 @@
           <w:b/>
           <w:spacing w:val="4"/>
           <w:w w:val="105"/>
-          <w:sz w:val="21"/>
+          <w:sz w:val="24"/>
         </w:rPr>
         <w:t xml:space="preserve"> </w:t>
       </w:r>
@@ -1730,16 +2137,32 @@
         <w:rPr>
           <w:b/>
           <w:w w:val="105"/>
-          <w:sz w:val="21"/>
+          <w:sz w:val="24"/>
         </w:rPr>
         <w:t>Engineer</w:t>
       </w:r>
       <w:r>
         <w:rPr>
           <w:b/>
+          <w:w w:val="105"/>
+          <w:sz w:val="24"/>
+        </w:rPr>
+        <w:t xml:space="preserve"> </w:t>
+      </w:r>
+      <w:r>
+        <w:rPr>
+          <w:b/>
+          <w:w w:val="105"/>
+          <w:sz w:val="24"/>
+        </w:rPr>
+        <w:t>–</w:t>
+      </w:r>
+      <w:r>
+        <w:rPr>
+          <w:b/>
           <w:spacing w:val="5"/>
           <w:w w:val="105"/>
-          <w:sz w:val="21"/>
+          <w:sz w:val="24"/>
         </w:rPr>
         <w:t xml:space="preserve"> </w:t>
       </w:r>
@@ -1747,22 +2170,29 @@
         <w:rPr>
           <w:b/>
           <w:w w:val="105"/>
-          <w:sz w:val="21"/>
+          <w:sz w:val="24"/>
         </w:rPr>
         <w:t>T-Mobile</w:t>
       </w:r>
       <w:r>
         <w:rPr>
           <w:b/>
-          <w:sz w:val="21"/>
+          <w:sz w:val="24"/>
         </w:rPr>
         <w:tab/>
       </w:r>
       <w:r>
         <w:rPr>
           <w:b/>
-          <w:w w:val="105"/>
-          <w:sz w:val="21"/>
+          <w:sz w:val="24"/>
+        </w:rPr>
+        <w:t xml:space="preserve"> </w:t>
+      </w:r>
+      <w:r>
+        <w:rPr>
+          <w:b/>
+          <w:w w:val="105"/>
+          <w:sz w:val="24"/>
         </w:rPr>
         <w:t>10/</w:t>
       </w:r>
@@ -1771,7 +2201,7 @@
           <w:b/>
           <w:spacing w:val="-1"/>
           <w:w w:val="105"/>
-          <w:sz w:val="21"/>
+          <w:sz w:val="24"/>
         </w:rPr>
         <w:t xml:space="preserve"> </w:t>
       </w:r>
@@ -1779,7 +2209,7 @@
         <w:rPr>
           <w:b/>
           <w:w w:val="105"/>
-          <w:sz w:val="21"/>
+          <w:sz w:val="24"/>
         </w:rPr>
         <w:t>201</w:t>
       </w:r>
@@ -1787,15 +2217,15 @@
         <w:rPr>
           <w:b/>
           <w:w w:val="105"/>
-          <w:sz w:val="21"/>
-        </w:rPr>
-        <w:t>9</w:t>
-      </w:r>
-      <w:r>
-        <w:rPr>
-          <w:b/>
-          <w:w w:val="105"/>
-          <w:sz w:val="21"/>
+          <w:sz w:val="24"/>
+        </w:rPr>
+        <w:t>7</w:t>
+      </w:r>
+      <w:r>
+        <w:rPr>
+          <w:b/>
+          <w:w w:val="105"/>
+          <w:sz w:val="24"/>
         </w:rPr>
         <w:t xml:space="preserve"> –</w:t>
       </w:r>
@@ -1804,7 +2234,7 @@
           <w:b/>
           <w:spacing w:val="-1"/>
           <w:w w:val="105"/>
-          <w:sz w:val="21"/>
+          <w:sz w:val="24"/>
         </w:rPr>
         <w:t xml:space="preserve"> </w:t>
       </w:r>
@@ -1812,7 +2242,7 @@
         <w:rPr>
           <w:b/>
           <w:w w:val="105"/>
-          <w:sz w:val="21"/>
+          <w:sz w:val="24"/>
         </w:rPr>
         <w:t>11/</w:t>
       </w:r>
@@ -1821,7 +2251,7 @@
           <w:b/>
           <w:spacing w:val="-4"/>
           <w:w w:val="105"/>
-          <w:sz w:val="21"/>
+          <w:sz w:val="24"/>
         </w:rPr>
         <w:t>20</w:t>
       </w:r>
@@ -1830,29 +2260,9 @@
           <w:b/>
           <w:spacing w:val="-4"/>
           <w:w w:val="105"/>
-          <w:sz w:val="21"/>
-        </w:rPr>
-        <w:t>21</w:t>
-      </w:r>
-    </w:p>
-    <w:p>
-      <w:pPr>
-        <w:pStyle w:val="BodyText"/>
-        <w:spacing w:before="19"/>
-        <w:ind w:right="150"/>
-        <w:jc w:val="both"/>
-      </w:pPr>
-      <w:r>
-        <w:rPr>
-          <w:b/>
-        </w:rPr>
-        <w:t xml:space="preserve">Tech: </w:t>
-      </w:r>
-      <w:r>
-        <w:t>React.js, ASP.NET M</w:t>
-      </w:r>
-      <w:r>
-        <w:t>VC, Spring Boot, Java, C#, SQL</w:t>
+          <w:sz w:val="24"/>
+        </w:rPr>
+        <w:t>19</w:t>
       </w:r>
     </w:p>
     <w:p>
@@ -1865,12 +2275,11 @@
         </w:numPr>
         <w:autoSpaceDE/>
         <w:autoSpaceDN/>
+        <w:jc w:val="both"/>
         <w:textAlignment w:val="baseline"/>
         <w:rPr>
           <w:rFonts w:asciiTheme="minorHAnsi" w:eastAsia="Times New Roman" w:hAnsiTheme="minorHAnsi" w:cstheme="minorHAnsi"/>
           <w:spacing w:val="-3"/>
-          <w:sz w:val="20"/>
-          <w:szCs w:val="21"/>
           <w:lang w:eastAsia="zh-CN"/>
         </w:rPr>
       </w:pPr>
@@ -1878,31 +2287,9 @@
         <w:rPr>
           <w:rFonts w:asciiTheme="minorHAnsi" w:eastAsia="Times New Roman" w:hAnsiTheme="minorHAnsi" w:cstheme="minorHAnsi"/>
           <w:spacing w:val="-3"/>
-          <w:sz w:val="20"/>
-          <w:szCs w:val="21"/>
-          <w:lang w:eastAsia="zh-CN"/>
-        </w:rPr>
-        <w:t xml:space="preserve">Designed and maintained telecom service portals and customer data systems using React.js, ASP.NET MVC, and Spring Boot, resulting in a </w:t>
-      </w:r>
-      <w:r>
-        <w:rPr>
-          <w:rFonts w:asciiTheme="minorHAnsi" w:eastAsia="Times New Roman" w:hAnsiTheme="minorHAnsi" w:cstheme="minorHAnsi"/>
-          <w:spacing w:val="-3"/>
-          <w:sz w:val="20"/>
-          <w:szCs w:val="21"/>
-          <w:lang w:eastAsia="zh-CN"/>
-        </w:rPr>
-        <w:t>23</w:t>
-      </w:r>
-      <w:r>
-        <w:rPr>
-          <w:rFonts w:asciiTheme="minorHAnsi" w:eastAsia="Times New Roman" w:hAnsiTheme="minorHAnsi" w:cstheme="minorHAnsi"/>
-          <w:spacing w:val="-3"/>
-          <w:sz w:val="20"/>
-          <w:szCs w:val="21"/>
-          <w:lang w:eastAsia="zh-CN"/>
-        </w:rPr>
-        <w:t>% increase in user engagement.</w:t>
+          <w:lang w:eastAsia="zh-CN"/>
+        </w:rPr>
+        <w:t>Designed and maintained telecom service portals and customer data systems using React.js, ASP.NET MVC, and Spring Boot, resulting in a 23% increase in user engagement.</w:t>
       </w:r>
     </w:p>
     <w:p>
@@ -1915,12 +2302,11 @@
         </w:numPr>
         <w:autoSpaceDE/>
         <w:autoSpaceDN/>
+        <w:jc w:val="both"/>
         <w:textAlignment w:val="baseline"/>
         <w:rPr>
           <w:rFonts w:asciiTheme="minorHAnsi" w:eastAsia="Times New Roman" w:hAnsiTheme="minorHAnsi" w:cstheme="minorHAnsi"/>
           <w:spacing w:val="-3"/>
-          <w:sz w:val="20"/>
-          <w:szCs w:val="21"/>
           <w:lang w:eastAsia="zh-CN"/>
         </w:rPr>
       </w:pPr>
@@ -1928,11 +2314,25 @@
         <w:rPr>
           <w:rFonts w:asciiTheme="minorHAnsi" w:eastAsia="Times New Roman" w:hAnsiTheme="minorHAnsi" w:cstheme="minorHAnsi"/>
           <w:spacing w:val="-3"/>
-          <w:sz w:val="20"/>
-          <w:szCs w:val="21"/>
-          <w:lang w:eastAsia="zh-CN"/>
-        </w:rPr>
-        <w:t>Orchestrated the construction of 12+ modular RESTful APIs utilizing Spring Boot, achieving a 99.99% API request success rate on mobile and web platforms.</w:t>
+          <w:lang w:eastAsia="zh-CN"/>
+        </w:rPr>
+        <w:t>Orchestrated the cons</w:t>
+      </w:r>
+      <w:r>
+        <w:rPr>
+          <w:rFonts w:asciiTheme="minorHAnsi" w:eastAsia="Times New Roman" w:hAnsiTheme="minorHAnsi" w:cstheme="minorHAnsi"/>
+          <w:spacing w:val="-3"/>
+          <w:lang w:eastAsia="zh-CN"/>
+        </w:rPr>
+        <w:t xml:space="preserve">truction of 12+ modular Rest </w:t>
+      </w:r>
+      <w:r>
+        <w:rPr>
+          <w:rFonts w:asciiTheme="minorHAnsi" w:eastAsia="Times New Roman" w:hAnsiTheme="minorHAnsi" w:cstheme="minorHAnsi"/>
+          <w:spacing w:val="-3"/>
+          <w:lang w:eastAsia="zh-CN"/>
+        </w:rPr>
+        <w:t>APIs utilizing Spring Boot, achieving a 99.99% API request success rate on mobile and web platforms.</w:t>
       </w:r>
     </w:p>
     <w:p>
@@ -1945,12 +2345,11 @@
         </w:numPr>
         <w:autoSpaceDE/>
         <w:autoSpaceDN/>
+        <w:jc w:val="both"/>
         <w:textAlignment w:val="baseline"/>
         <w:rPr>
           <w:rFonts w:asciiTheme="minorHAnsi" w:eastAsia="Times New Roman" w:hAnsiTheme="minorHAnsi" w:cstheme="minorHAnsi"/>
           <w:spacing w:val="-3"/>
-          <w:sz w:val="20"/>
-          <w:szCs w:val="21"/>
           <w:lang w:eastAsia="zh-CN"/>
         </w:rPr>
       </w:pPr>
@@ -1958,8 +2357,6 @@
         <w:rPr>
           <w:rFonts w:asciiTheme="minorHAnsi" w:eastAsia="Times New Roman" w:hAnsiTheme="minorHAnsi" w:cstheme="minorHAnsi"/>
           <w:spacing w:val="-3"/>
-          <w:sz w:val="20"/>
-          <w:szCs w:val="21"/>
           <w:lang w:eastAsia="zh-CN"/>
         </w:rPr>
         <w:t xml:space="preserve">Pioneered a standardized </w:t>
@@ -1969,8 +2366,6 @@
         <w:rPr>
           <w:rFonts w:asciiTheme="minorHAnsi" w:eastAsia="Times New Roman" w:hAnsiTheme="minorHAnsi" w:cstheme="minorHAnsi"/>
           <w:spacing w:val="-3"/>
-          <w:sz w:val="20"/>
-          <w:szCs w:val="21"/>
           <w:lang w:eastAsia="zh-CN"/>
         </w:rPr>
         <w:t>Git</w:t>
@@ -1980,8 +2375,6 @@
         <w:rPr>
           <w:rFonts w:asciiTheme="minorHAnsi" w:eastAsia="Times New Roman" w:hAnsiTheme="minorHAnsi" w:cstheme="minorHAnsi"/>
           <w:spacing w:val="-3"/>
-          <w:sz w:val="20"/>
-          <w:szCs w:val="21"/>
           <w:lang w:eastAsia="zh-CN"/>
         </w:rPr>
         <w:t xml:space="preserve"> branching strategy and enforced code reviews, directly resulting in zero rollback incidents.</w:t>
@@ -1996,14 +2389,14 @@
         <w:ind w:left="1"/>
         <w:jc w:val="both"/>
         <w:rPr>
-          <w:sz w:val="21"/>
-        </w:rPr>
-      </w:pPr>
-      <w:r>
-        <w:rPr>
-          <w:b/>
-          <w:w w:val="105"/>
-          <w:sz w:val="21"/>
+          <w:sz w:val="24"/>
+        </w:rPr>
+      </w:pPr>
+      <w:r>
+        <w:rPr>
+          <w:b/>
+          <w:w w:val="105"/>
+          <w:sz w:val="24"/>
         </w:rPr>
         <w:t>Software</w:t>
       </w:r>
@@ -2012,7 +2405,7 @@
           <w:b/>
           <w:spacing w:val="4"/>
           <w:w w:val="105"/>
-          <w:sz w:val="21"/>
+          <w:sz w:val="24"/>
         </w:rPr>
         <w:t xml:space="preserve"> </w:t>
       </w:r>
@@ -2020,7 +2413,7 @@
         <w:rPr>
           <w:b/>
           <w:w w:val="105"/>
-          <w:sz w:val="21"/>
+          <w:sz w:val="24"/>
         </w:rPr>
         <w:t>Engineer</w:t>
       </w:r>
@@ -2029,7 +2422,7 @@
           <w:b/>
           <w:spacing w:val="5"/>
           <w:w w:val="105"/>
-          <w:sz w:val="21"/>
+          <w:sz w:val="24"/>
         </w:rPr>
         <w:t xml:space="preserve"> </w:t>
       </w:r>
@@ -2037,7 +2430,7 @@
         <w:rPr>
           <w:b/>
           <w:w w:val="105"/>
-          <w:sz w:val="21"/>
+          <w:sz w:val="24"/>
         </w:rPr>
         <w:t>-</w:t>
       </w:r>
@@ -2046,28 +2439,36 @@
           <w:b/>
           <w:spacing w:val="5"/>
           <w:w w:val="105"/>
-          <w:sz w:val="21"/>
+          <w:sz w:val="24"/>
         </w:rPr>
         <w:t xml:space="preserve"> </w:t>
       </w:r>
       <w:r>
         <w:rPr>
           <w:b/>
+          <w:sz w:val="24"/>
         </w:rPr>
         <w:t>Fluke Corporation</w:t>
       </w:r>
       <w:r>
         <w:rPr>
           <w:b/>
-          <w:sz w:val="21"/>
+          <w:sz w:val="24"/>
         </w:rPr>
         <w:tab/>
       </w:r>
       <w:r>
         <w:rPr>
           <w:b/>
-          <w:w w:val="105"/>
-          <w:sz w:val="21"/>
+          <w:sz w:val="24"/>
+        </w:rPr>
+        <w:t xml:space="preserve">  </w:t>
+      </w:r>
+      <w:r>
+        <w:rPr>
+          <w:b/>
+          <w:w w:val="105"/>
+          <w:sz w:val="24"/>
         </w:rPr>
         <w:t>0</w:t>
       </w:r>
@@ -2075,7 +2476,7 @@
         <w:rPr>
           <w:b/>
           <w:w w:val="105"/>
-          <w:sz w:val="21"/>
+          <w:sz w:val="24"/>
         </w:rPr>
         <w:t>1/</w:t>
       </w:r>
@@ -2083,7 +2484,7 @@
         <w:rPr>
           <w:b/>
           <w:w w:val="105"/>
-          <w:sz w:val="21"/>
+          <w:sz w:val="24"/>
         </w:rPr>
         <w:t>201</w:t>
       </w:r>
@@ -2091,78 +2492,52 @@
         <w:rPr>
           <w:b/>
           <w:w w:val="105"/>
-          <w:sz w:val="21"/>
+          <w:sz w:val="24"/>
+        </w:rPr>
+        <w:t xml:space="preserve">5 </w:t>
+      </w:r>
+      <w:r>
+        <w:rPr>
+          <w:b/>
+          <w:w w:val="105"/>
+          <w:sz w:val="24"/>
+        </w:rPr>
+        <w:t>–</w:t>
+      </w:r>
+      <w:r>
+        <w:rPr>
+          <w:b/>
+          <w:spacing w:val="-1"/>
+          <w:w w:val="105"/>
+          <w:sz w:val="24"/>
+        </w:rPr>
+        <w:t xml:space="preserve"> </w:t>
+      </w:r>
+      <w:r>
+        <w:rPr>
+          <w:b/>
+          <w:w w:val="105"/>
+          <w:sz w:val="24"/>
+        </w:rPr>
+        <w:t>09/</w:t>
+      </w:r>
+      <w:r>
+        <w:rPr>
+          <w:b/>
+          <w:spacing w:val="-4"/>
+          <w:w w:val="105"/>
+          <w:sz w:val="24"/>
+        </w:rPr>
+        <w:t>201</w:t>
+      </w:r>
+      <w:r>
+        <w:rPr>
+          <w:b/>
+          <w:spacing w:val="-4"/>
+          <w:w w:val="105"/>
+          <w:sz w:val="24"/>
         </w:rPr>
         <w:t>7</w:t>
-      </w:r>
-      <w:r>
-        <w:rPr>
-          <w:b/>
-          <w:w w:val="105"/>
-          <w:sz w:val="21"/>
-        </w:rPr>
-        <w:t xml:space="preserve"> –</w:t>
-      </w:r>
-      <w:r>
-        <w:rPr>
-          <w:b/>
-          <w:spacing w:val="-1"/>
-          <w:w w:val="105"/>
-          <w:sz w:val="21"/>
-        </w:rPr>
-        <w:t xml:space="preserve"> </w:t>
-      </w:r>
-      <w:r>
-        <w:rPr>
-          <w:b/>
-          <w:w w:val="105"/>
-          <w:sz w:val="21"/>
-        </w:rPr>
-        <w:t>09/</w:t>
-      </w:r>
-      <w:r>
-        <w:rPr>
-          <w:b/>
-          <w:spacing w:val="-4"/>
-          <w:w w:val="105"/>
-          <w:sz w:val="21"/>
-        </w:rPr>
-        <w:t>201</w:t>
-      </w:r>
-      <w:r>
-        <w:rPr>
-          <w:b/>
-          <w:spacing w:val="-4"/>
-          <w:w w:val="105"/>
-          <w:sz w:val="21"/>
-        </w:rPr>
-        <w:t>9</w:t>
-      </w:r>
-    </w:p>
-    <w:p>
-      <w:pPr>
-        <w:pStyle w:val="BodyText"/>
-        <w:spacing w:before="20"/>
-        <w:jc w:val="both"/>
-      </w:pPr>
-      <w:r>
-        <w:rPr>
-          <w:b/>
-        </w:rPr>
-        <w:t>Tech:</w:t>
-      </w:r>
-      <w:r>
-        <w:rPr>
-          <w:b/>
-          <w:spacing w:val="4"/>
-        </w:rPr>
-        <w:t xml:space="preserve"> </w:t>
-      </w:r>
-      <w:r>
-        <w:t>Spring Boot, ASP.NET</w:t>
-      </w:r>
-      <w:r>
-        <w:t xml:space="preserve"> Core, React.js, Java, C#, SQL</w:t>
       </w:r>
     </w:p>
     <w:p>
@@ -2176,13 +2551,15 @@
         <w:jc w:val="both"/>
         <w:rPr>
           <w:rFonts w:asciiTheme="minorHAnsi" w:hAnsiTheme="minorHAnsi" w:cstheme="minorHAnsi"/>
-          <w:sz w:val="20"/>
+          <w:sz w:val="22"/>
+          <w:szCs w:val="22"/>
         </w:rPr>
       </w:pPr>
       <w:r>
         <w:rPr>
           <w:rFonts w:asciiTheme="minorHAnsi" w:hAnsiTheme="minorHAnsi" w:cstheme="minorHAnsi"/>
-          <w:sz w:val="20"/>
+          <w:sz w:val="22"/>
+          <w:szCs w:val="22"/>
         </w:rPr>
         <w:t xml:space="preserve">Programmed engineering applications for calibration systems, decreasing defect density by 45% and enabling successful communication with 500+ </w:t>
       </w:r>
@@ -2190,7 +2567,8 @@
       <w:r>
         <w:rPr>
           <w:rFonts w:asciiTheme="minorHAnsi" w:hAnsiTheme="minorHAnsi" w:cstheme="minorHAnsi"/>
-          <w:sz w:val="20"/>
+          <w:sz w:val="22"/>
+          <w:szCs w:val="22"/>
         </w:rPr>
         <w:t>IoT</w:t>
       </w:r>
@@ -2198,7 +2576,8 @@
       <w:r>
         <w:rPr>
           <w:rFonts w:asciiTheme="minorHAnsi" w:hAnsiTheme="minorHAnsi" w:cstheme="minorHAnsi"/>
-          <w:sz w:val="20"/>
+          <w:sz w:val="22"/>
+          <w:szCs w:val="22"/>
         </w:rPr>
         <w:t xml:space="preserve"> devices while meeting strict regulatory requirements.</w:t>
       </w:r>
@@ -2214,13 +2593,15 @@
         <w:jc w:val="both"/>
         <w:rPr>
           <w:rFonts w:asciiTheme="minorHAnsi" w:hAnsiTheme="minorHAnsi" w:cstheme="minorHAnsi"/>
-          <w:sz w:val="20"/>
+          <w:sz w:val="22"/>
+          <w:szCs w:val="22"/>
         </w:rPr>
       </w:pPr>
       <w:r>
         <w:rPr>
           <w:rFonts w:asciiTheme="minorHAnsi" w:hAnsiTheme="minorHAnsi" w:cstheme="minorHAnsi"/>
-          <w:sz w:val="20"/>
+          <w:sz w:val="22"/>
+          <w:szCs w:val="22"/>
         </w:rPr>
         <w:t>Spearheaded the refactoring of core applications into modular Spring Boot services, increasing system uptime to 99.9% and leading the effort to resolve the top three performance bottlenecks.</w:t>
       </w:r>
@@ -2234,15 +2615,24 @@
         </w:numPr>
         <w:spacing w:before="0" w:beforeAutospacing="0" w:after="0" w:afterAutospacing="0"/>
         <w:jc w:val="both"/>
+        <w:rPr>
+          <w:sz w:val="22"/>
+          <w:szCs w:val="22"/>
+        </w:rPr>
       </w:pPr>
       <w:r>
         <w:rPr>
           <w:rFonts w:asciiTheme="minorHAnsi" w:hAnsiTheme="minorHAnsi" w:cstheme="minorHAnsi"/>
-          <w:sz w:val="20"/>
+          <w:sz w:val="22"/>
+          <w:szCs w:val="22"/>
         </w:rPr>
         <w:t>Integrated third-party APIs and ensured high performance for real-time monitoring systems</w:t>
       </w:r>
       <w:r>
+        <w:rPr>
+          <w:sz w:val="22"/>
+          <w:szCs w:val="22"/>
+        </w:rPr>
         <w:t>.</w:t>
       </w:r>
     </w:p>
@@ -2255,14 +2645,14 @@
         <w:ind w:left="1"/>
         <w:jc w:val="both"/>
         <w:rPr>
-          <w:sz w:val="21"/>
-        </w:rPr>
-      </w:pPr>
-      <w:r>
-        <w:rPr>
-          <w:b/>
-          <w:w w:val="105"/>
-          <w:sz w:val="21"/>
+          <w:sz w:val="24"/>
+        </w:rPr>
+      </w:pPr>
+      <w:r>
+        <w:rPr>
+          <w:b/>
+          <w:w w:val="105"/>
+          <w:sz w:val="24"/>
         </w:rPr>
         <w:t>Software</w:t>
       </w:r>
@@ -2271,7 +2661,7 @@
           <w:b/>
           <w:spacing w:val="4"/>
           <w:w w:val="105"/>
-          <w:sz w:val="21"/>
+          <w:sz w:val="24"/>
         </w:rPr>
         <w:t xml:space="preserve"> </w:t>
       </w:r>
@@ -2279,7 +2669,7 @@
         <w:rPr>
           <w:b/>
           <w:w w:val="105"/>
-          <w:sz w:val="21"/>
+          <w:sz w:val="24"/>
         </w:rPr>
         <w:t>Engineer</w:t>
       </w:r>
@@ -2288,7 +2678,7 @@
           <w:b/>
           <w:spacing w:val="5"/>
           <w:w w:val="105"/>
-          <w:sz w:val="21"/>
+          <w:sz w:val="24"/>
         </w:rPr>
         <w:t xml:space="preserve"> </w:t>
       </w:r>
@@ -2296,7 +2686,7 @@
         <w:rPr>
           <w:b/>
           <w:w w:val="105"/>
-          <w:sz w:val="21"/>
+          <w:sz w:val="24"/>
         </w:rPr>
         <w:t xml:space="preserve">HPL </w:t>
       </w:r>
@@ -2305,7 +2695,7 @@
         <w:rPr>
           <w:b/>
           <w:w w:val="105"/>
-          <w:sz w:val="21"/>
+          <w:sz w:val="24"/>
         </w:rPr>
         <w:t>Gobal</w:t>
       </w:r>
@@ -2314,7 +2704,7 @@
         <w:rPr>
           <w:b/>
           <w:w w:val="105"/>
-          <w:sz w:val="21"/>
+          <w:sz w:val="24"/>
         </w:rPr>
         <w:t xml:space="preserve"> Services </w:t>
       </w:r>
@@ -2323,7 +2713,7 @@
         <w:rPr>
           <w:b/>
           <w:w w:val="105"/>
-          <w:sz w:val="21"/>
+          <w:sz w:val="24"/>
         </w:rPr>
         <w:t>Pvt.Ltd</w:t>
       </w:r>
@@ -2331,15 +2721,22 @@
       <w:r>
         <w:rPr>
           <w:b/>
-          <w:sz w:val="21"/>
+          <w:sz w:val="24"/>
         </w:rPr>
         <w:tab/>
       </w:r>
       <w:r>
         <w:rPr>
           <w:b/>
-          <w:w w:val="105"/>
-          <w:sz w:val="21"/>
+          <w:sz w:val="24"/>
+        </w:rPr>
+        <w:t xml:space="preserve">  </w:t>
+      </w:r>
+      <w:r>
+        <w:rPr>
+          <w:b/>
+          <w:w w:val="105"/>
+          <w:sz w:val="24"/>
         </w:rPr>
         <w:t>07</w:t>
       </w:r>
@@ -2347,7 +2744,7 @@
         <w:rPr>
           <w:b/>
           <w:w w:val="105"/>
-          <w:sz w:val="21"/>
+          <w:sz w:val="24"/>
         </w:rPr>
         <w:t>/</w:t>
       </w:r>
@@ -2355,15 +2752,15 @@
         <w:rPr>
           <w:b/>
           <w:w w:val="105"/>
-          <w:sz w:val="21"/>
-        </w:rPr>
-        <w:t>2016</w:t>
-      </w:r>
-      <w:r>
-        <w:rPr>
-          <w:b/>
-          <w:w w:val="105"/>
-          <w:sz w:val="21"/>
+          <w:sz w:val="24"/>
+        </w:rPr>
+        <w:t>2014</w:t>
+      </w:r>
+      <w:r>
+        <w:rPr>
+          <w:b/>
+          <w:w w:val="105"/>
+          <w:sz w:val="24"/>
         </w:rPr>
         <w:t xml:space="preserve"> –</w:t>
       </w:r>
@@ -2372,7 +2769,7 @@
           <w:b/>
           <w:spacing w:val="-1"/>
           <w:w w:val="105"/>
-          <w:sz w:val="21"/>
+          <w:sz w:val="24"/>
         </w:rPr>
         <w:t xml:space="preserve"> </w:t>
       </w:r>
@@ -2380,7 +2777,7 @@
         <w:rPr>
           <w:b/>
           <w:w w:val="105"/>
-          <w:sz w:val="21"/>
+          <w:sz w:val="24"/>
         </w:rPr>
         <w:t>12</w:t>
       </w:r>
@@ -2388,7 +2785,7 @@
         <w:rPr>
           <w:b/>
           <w:w w:val="105"/>
-          <w:sz w:val="21"/>
+          <w:sz w:val="24"/>
         </w:rPr>
         <w:t>/</w:t>
       </w:r>
@@ -2397,29 +2794,9 @@
           <w:b/>
           <w:spacing w:val="-4"/>
           <w:w w:val="105"/>
-          <w:sz w:val="21"/>
-        </w:rPr>
-        <w:t>2016</w:t>
-      </w:r>
-    </w:p>
-    <w:p>
-      <w:pPr>
-        <w:pStyle w:val="BodyText"/>
-        <w:spacing w:before="19"/>
-        <w:ind w:right="150"/>
-        <w:jc w:val="both"/>
-      </w:pPr>
-      <w:r>
-        <w:rPr>
-          <w:b/>
-        </w:rPr>
-        <w:t xml:space="preserve">Tech: </w:t>
-      </w:r>
-      <w:r>
-        <w:t>React.js, ASP.NET M</w:t>
-      </w:r>
-      <w:r>
-        <w:t>VC, Spring Boot, Java, C#, SQL</w:t>
+          <w:sz w:val="24"/>
+        </w:rPr>
+        <w:t>2014</w:t>
       </w:r>
     </w:p>
     <w:p>
@@ -2431,11 +2808,16 @@
         </w:numPr>
         <w:spacing w:before="0" w:beforeAutospacing="0" w:after="0" w:afterAutospacing="0"/>
         <w:jc w:val="both"/>
+        <w:rPr>
+          <w:sz w:val="22"/>
+          <w:szCs w:val="22"/>
+        </w:rPr>
       </w:pPr>
       <w:r>
         <w:rPr>
           <w:rFonts w:asciiTheme="minorHAnsi" w:hAnsiTheme="minorHAnsi" w:cstheme="minorHAnsi"/>
-          <w:sz w:val="20"/>
+          <w:sz w:val="22"/>
+          <w:szCs w:val="22"/>
         </w:rPr>
         <w:t>Architected front-end modules utilizing Angular, enhancing test coverage by 20% through implementation of unit and integration tests, and minimizing regressions in subsequent releases.</w:t>
       </w:r>
@@ -2449,22 +2831,24 @@
         </w:numPr>
         <w:spacing w:before="0" w:beforeAutospacing="0" w:after="0" w:afterAutospacing="0"/>
         <w:jc w:val="both"/>
+        <w:rPr>
+          <w:sz w:val="22"/>
+          <w:szCs w:val="22"/>
+        </w:rPr>
       </w:pPr>
       <w:r>
         <w:rPr>
           <w:rFonts w:asciiTheme="minorHAnsi" w:hAnsiTheme="minorHAnsi" w:cstheme="minorHAnsi"/>
-          <w:sz w:val="20"/>
-        </w:rPr>
-        <w:t>Championed code quality initiatives, slashing defect density by 25% in software solutions delivered to 6 international clients, improving overall client sa</w:t>
-      </w:r>
-      <w:r>
-        <w:rPr>
-          <w:rFonts w:asciiTheme="minorHAnsi" w:hAnsiTheme="minorHAnsi" w:cstheme="minorHAnsi"/>
-          <w:sz w:val="20"/>
-        </w:rPr>
-        <w:t>tisfaction and system stability</w:t>
-      </w:r>
-      <w:r>
+          <w:sz w:val="22"/>
+          <w:szCs w:val="22"/>
+        </w:rPr>
+        <w:t>Championed code quality initiatives, slashing defect density by 25% in software solutions delivered to 6 international clients, improving overall client satisfaction and system stability</w:t>
+      </w:r>
+      <w:r>
+        <w:rPr>
+          <w:sz w:val="22"/>
+          <w:szCs w:val="22"/>
+        </w:rPr>
         <w:t>.</w:t>
       </w:r>
     </w:p>
@@ -2493,6 +2877,7 @@
         <w:rPr>
           <w:spacing w:val="-2"/>
           <w:w w:val="115"/>
+          <w:sz w:val="28"/>
           <w:u w:val="thick"/>
         </w:rPr>
         <w:t>EDUCATION</w:t>
@@ -2502,18 +2887,19 @@
           <w:u w:val="thick"/>
         </w:rPr>
         <w:tab/>
+      </w:r>
+      <w:r>
+        <w:rPr>
+          <w:u w:val="thick"/>
+        </w:rPr>
+        <w:t xml:space="preserve">  </w:t>
       </w:r>
     </w:p>
     <w:p>
       <w:pPr>
         <w:pStyle w:val="Heading1"/>
         <w:sectPr>
-          <w:headerReference w:type="even" r:id="rId8"/>
-          <w:headerReference w:type="default" r:id="rId9"/>
-          <w:footerReference w:type="even" r:id="rId10"/>
-          <w:footerReference w:type="default" r:id="rId11"/>
-          <w:headerReference w:type="first" r:id="rId12"/>
-          <w:footerReference w:type="first" r:id="rId13"/>
+          <w:footerReference w:type="default" r:id="rId9"/>
           <w:pgSz w:w="11920" w:h="16840"/>
           <w:pgMar w:top="820" w:right="992" w:bottom="560" w:left="1133" w:header="0" w:footer="357" w:gutter="0"/>
           <w:cols w:space="720"/>
@@ -2525,22 +2911,27 @@
         <w:pStyle w:val="BodyText"/>
         <w:spacing w:before="183"/>
         <w:ind w:right="-719"/>
+        <w:jc w:val="both"/>
         <w:rPr>
           <w:b/>
           <w:spacing w:val="-2"/>
-        </w:rPr>
-      </w:pPr>
-      <w:r>
-        <w:rPr>
-          <w:b/>
+          <w:sz w:val="24"/>
+        </w:rPr>
+      </w:pPr>
+      <w:r>
+        <w:rPr>
+          <w:b/>
+          <w:bCs/>
           <w:spacing w:val="-2"/>
-        </w:rPr>
-        <w:t>City University of Seattle</w:t>
+          <w:sz w:val="24"/>
+        </w:rPr>
+        <w:t>Coleman University</w:t>
       </w:r>
       <w:r>
         <w:rPr>
           <w:b/>
           <w:spacing w:val="-2"/>
+          <w:sz w:val="24"/>
         </w:rPr>
         <w:t xml:space="preserve">, </w:t>
       </w:r>
@@ -2548,13 +2939,15 @@
         <w:rPr>
           <w:b/>
           <w:spacing w:val="-2"/>
-        </w:rPr>
-        <w:t>Seattle</w:t>
+          <w:sz w:val="24"/>
+        </w:rPr>
+        <w:t>San Diego</w:t>
       </w:r>
       <w:r>
         <w:rPr>
           <w:b/>
           <w:spacing w:val="-2"/>
+          <w:sz w:val="24"/>
         </w:rPr>
         <w:t xml:space="preserve">, </w:t>
       </w:r>
@@ -2562,8 +2955,92 @@
         <w:rPr>
           <w:b/>
           <w:spacing w:val="-2"/>
-        </w:rPr>
-        <w:t>WA</w:t>
+          <w:sz w:val="24"/>
+        </w:rPr>
+        <w:t>CA</w:t>
+      </w:r>
+      <w:r>
+        <w:rPr>
+          <w:b/>
+          <w:spacing w:val="-2"/>
+          <w:sz w:val="24"/>
+        </w:rPr>
+        <w:t xml:space="preserve">                                                         </w:t>
+      </w:r>
+      <w:r>
+        <w:rPr>
+          <w:b/>
+          <w:spacing w:val="-2"/>
+          <w:sz w:val="24"/>
+        </w:rPr>
+        <w:t xml:space="preserve">            </w:t>
+      </w:r>
+      <w:r>
+        <w:rPr>
+          <w:b/>
+          <w:spacing w:val="-2"/>
+          <w:sz w:val="24"/>
+        </w:rPr>
+        <w:t xml:space="preserve">              </w:t>
+      </w:r>
+      <w:r>
+        <w:rPr>
+          <w:b/>
+          <w:sz w:val="24"/>
+        </w:rPr>
+        <w:t>09/</w:t>
+      </w:r>
+      <w:r>
+        <w:rPr>
+          <w:b/>
+          <w:w w:val="105"/>
+          <w:sz w:val="24"/>
+        </w:rPr>
+        <w:t>2008</w:t>
+      </w:r>
+      <w:r>
+        <w:rPr>
+          <w:b/>
+          <w:spacing w:val="11"/>
+          <w:w w:val="105"/>
+          <w:sz w:val="24"/>
+        </w:rPr>
+        <w:t xml:space="preserve"> </w:t>
+      </w:r>
+      <w:r>
+        <w:rPr>
+          <w:b/>
+          <w:w w:val="105"/>
+          <w:sz w:val="24"/>
+        </w:rPr>
+        <w:t>–</w:t>
+      </w:r>
+      <w:r>
+        <w:rPr>
+          <w:b/>
+          <w:spacing w:val="11"/>
+          <w:w w:val="105"/>
+          <w:sz w:val="24"/>
+        </w:rPr>
+        <w:t xml:space="preserve"> 06/</w:t>
+      </w:r>
+      <w:r>
+        <w:rPr>
+          <w:b/>
+          <w:spacing w:val="-4"/>
+          <w:w w:val="105"/>
+          <w:sz w:val="24"/>
+        </w:rPr>
+        <w:t>201</w:t>
+      </w:r>
+      <w:r>
+        <w:rPr>
+          <w:b/>
+          <w:spacing w:val="-4"/>
+          <w:w w:val="105"/>
+          <w:sz w:val="24"/>
+        </w:rPr>
+        <w:t>4</w:t>
       </w:r>
     </w:p>
     <w:p>
@@ -2573,219 +3050,46 @@
         <w:ind w:firstLine="0"/>
         <w:rPr>
           <w:b w:val="0"/>
+          <w:w w:val="105"/>
+          <w:sz w:val="22"/>
         </w:rPr>
       </w:pPr>
       <w:r>
         <w:rPr>
           <w:b w:val="0"/>
           <w:w w:val="105"/>
-        </w:rPr>
-        <w:t>Bachelor's</w:t>
-      </w:r>
-      <w:r>
-        <w:rPr>
-          <w:b w:val="0"/>
-          <w:spacing w:val="-10"/>
-          <w:w w:val="105"/>
-        </w:rPr>
-        <w:t xml:space="preserve"> </w:t>
-      </w:r>
-      <w:r>
-        <w:rPr>
-          <w:b w:val="0"/>
-          <w:w w:val="105"/>
-        </w:rPr>
-        <w:t>degree</w:t>
-      </w:r>
-      <w:r>
-        <w:rPr>
-          <w:b w:val="0"/>
-          <w:spacing w:val="-10"/>
-          <w:w w:val="105"/>
-        </w:rPr>
-        <w:t xml:space="preserve"> </w:t>
-      </w:r>
-      <w:r>
-        <w:rPr>
-          <w:b w:val="0"/>
-          <w:w w:val="105"/>
-        </w:rPr>
-        <w:t>in</w:t>
-      </w:r>
-      <w:r>
-        <w:rPr>
-          <w:b w:val="0"/>
-          <w:spacing w:val="-10"/>
-          <w:w w:val="105"/>
-        </w:rPr>
-        <w:t xml:space="preserve"> </w:t>
-      </w:r>
-      <w:r>
-        <w:rPr>
-          <w:b w:val="0"/>
-          <w:w w:val="105"/>
-        </w:rPr>
-        <w:t>Computer</w:t>
-      </w:r>
-      <w:r>
-        <w:rPr>
-          <w:b w:val="0"/>
-          <w:spacing w:val="-10"/>
-          <w:w w:val="105"/>
-        </w:rPr>
-        <w:t xml:space="preserve"> </w:t>
-      </w:r>
+          <w:sz w:val="22"/>
+        </w:rPr>
+        <w:t>Master of Science in Software Engineering</w:t>
+      </w:r>
+    </w:p>
+    <w:p>
+      <w:pPr>
+        <w:pStyle w:val="Heading2"/>
+        <w:spacing w:before="185"/>
+        <w:ind w:firstLine="0"/>
+        <w:rPr>
+          <w:sz w:val="22"/>
+        </w:rPr>
+      </w:pPr>
       <w:r>
         <w:rPr>
           <w:b w:val="0"/>
           <w:spacing w:val="-2"/>
           <w:w w:val="105"/>
-        </w:rPr>
-        <w:t>Science</w:t>
+          <w:sz w:val="22"/>
+        </w:rPr>
+        <w:t>GPA: 3.</w:t>
       </w:r>
       <w:r>
         <w:rPr>
           <w:b w:val="0"/>
           <w:spacing w:val="-2"/>
           <w:w w:val="105"/>
-        </w:rPr>
-        <w:t xml:space="preserve"> GPA: 3.8</w:t>
-      </w:r>
-    </w:p>
-    <w:p>
-      <w:pPr>
-        <w:pStyle w:val="BodyText"/>
-        <w:spacing w:before="183"/>
-        <w:ind w:right="-719"/>
-        <w:rPr>
-          <w:spacing w:val="-2"/>
-        </w:rPr>
-      </w:pPr>
-    </w:p>
-    <w:p>
-      <w:pPr>
-        <w:pStyle w:val="BodyText"/>
-        <w:spacing w:before="183"/>
-        <w:ind w:left="-630" w:right="-719"/>
-        <w:rPr>
-          <w:b/>
-          <w:spacing w:val="-4"/>
-          <w:w w:val="105"/>
-        </w:rPr>
-      </w:pPr>
-      <w:r>
-        <w:br w:type="column"/>
-      </w:r>
-      <w:r>
-        <w:rPr>
-          <w:b/>
-        </w:rPr>
-        <w:t>09</w:t>
-      </w:r>
-      <w:r>
-        <w:rPr>
-          <w:b/>
-        </w:rPr>
-        <w:t>/</w:t>
-      </w:r>
-      <w:r>
-        <w:rPr>
-          <w:b/>
-          <w:w w:val="105"/>
-        </w:rPr>
-        <w:t>201</w:t>
-      </w:r>
-      <w:r>
-        <w:rPr>
-          <w:b/>
-          <w:w w:val="105"/>
-        </w:rPr>
-        <w:t>2</w:t>
-      </w:r>
-      <w:r>
-        <w:rPr>
-          <w:b/>
-          <w:spacing w:val="11"/>
-          <w:w w:val="105"/>
-        </w:rPr>
-        <w:t xml:space="preserve"> </w:t>
-      </w:r>
-      <w:r>
-        <w:rPr>
-          <w:b/>
-          <w:w w:val="105"/>
-        </w:rPr>
-        <w:t>–</w:t>
-      </w:r>
-      <w:r>
-        <w:rPr>
-          <w:b/>
-          <w:spacing w:val="11"/>
-          <w:w w:val="105"/>
-        </w:rPr>
-        <w:t xml:space="preserve"> </w:t>
-      </w:r>
-      <w:r>
-        <w:rPr>
-          <w:b/>
-          <w:spacing w:val="11"/>
-          <w:w w:val="105"/>
-        </w:rPr>
-        <w:t>06</w:t>
-      </w:r>
-      <w:r>
-        <w:rPr>
-          <w:b/>
-          <w:spacing w:val="11"/>
-          <w:w w:val="105"/>
-        </w:rPr>
-        <w:t>/</w:t>
-      </w:r>
-      <w:r>
-        <w:rPr>
-          <w:b/>
-          <w:spacing w:val="-4"/>
-          <w:w w:val="105"/>
-        </w:rPr>
-        <w:t>201</w:t>
-      </w:r>
-      <w:r>
-        <w:rPr>
-          <w:b/>
-          <w:spacing w:val="-4"/>
-          <w:w w:val="105"/>
+          <w:sz w:val="22"/>
         </w:rPr>
         <w:t>6</w:t>
       </w:r>
-    </w:p>
-    <w:p>
-      <w:pPr>
-        <w:pStyle w:val="BodyText"/>
-        <w:spacing w:before="183"/>
-        <w:ind w:right="-719"/>
-      </w:pPr>
-    </w:p>
-    <w:p>
-      <w:pPr>
-        <w:pStyle w:val="BodyText"/>
-        <w:ind w:left="0"/>
-        <w:sectPr>
-          <w:type w:val="continuous"/>
-          <w:pgSz w:w="11920" w:h="16840"/>
-          <w:pgMar w:top="880" w:right="992" w:bottom="540" w:left="1133" w:header="0" w:footer="357" w:gutter="0"/>
-          <w:cols w:num="2" w:space="720" w:equalWidth="0">
-            <w:col w:w="3511" w:space="4999"/>
-            <w:col w:w="1285"/>
-          </w:cols>
-        </w:sectPr>
-      </w:pPr>
-    </w:p>
-    <w:p>
-      <w:pPr>
-        <w:pStyle w:val="BodyText"/>
-        <w:spacing w:before="13" w:line="252" w:lineRule="auto"/>
-        <w:ind w:left="0" w:right="200"/>
-      </w:pPr>
     </w:p>
     <w:sectPr>
       <w:type w:val="continuous"/>
@@ -2817,16 +3121,6 @@
 </file>
 
 <file path=word/footer1.xml><?xml version="1.0" encoding="utf-8"?>
-<w:ftr xmlns:wpc="http://schemas.microsoft.com/office/word/2010/wordprocessingCanvas" xmlns:cx="http://schemas.microsoft.com/office/drawing/2014/chartex" xmlns:cx1="http://schemas.microsoft.com/office/drawing/2015/9/8/chartex" xmlns:mc="http://schemas.openxmlformats.org/markup-compatibility/2006" xmlns:o="urn:schemas-microsoft-com:office:office" xmlns:r="http://schemas.openxmlformats.org/officeDocument/2006/relationships" xmlns:m="http://schemas.openxmlformats.org/officeDocument/2006/math" xmlns:v="urn:schemas-microsoft-com:vml" xmlns:wp14="http://schemas.microsoft.com/office/word/2010/wordprocessingDrawing" xmlns:wp="http://schemas.openxmlformats.org/drawingml/2006/wordprocessingDrawing" xmlns:w10="urn:schemas-microsoft-com:office:word" xmlns:w="http://schemas.openxmlformats.org/wordprocessingml/2006/main" xmlns:w14="http://schemas.microsoft.com/office/word/2010/wordml" xmlns:w15="http://schemas.microsoft.com/office/word/2012/wordml" xmlns:w16se="http://schemas.microsoft.com/office/word/2015/wordml/symex" xmlns:wpg="http://schemas.microsoft.com/office/word/2010/wordprocessingGroup" xmlns:wpi="http://schemas.microsoft.com/office/word/2010/wordprocessingInk" xmlns:wne="http://schemas.microsoft.com/office/word/2006/wordml" xmlns:wps="http://schemas.microsoft.com/office/word/2010/wordprocessingShape" mc:Ignorable="w14 w15 w16se wp14">
-  <w:p>
-    <w:pPr>
-      <w:pStyle w:val="Footer"/>
-    </w:pPr>
-  </w:p>
-</w:ftr>
-</file>
-
-<file path=word/footer2.xml><?xml version="1.0" encoding="utf-8"?>
 <w:ftr xmlns:wpc="http://schemas.microsoft.com/office/word/2010/wordprocessingCanvas" xmlns:cx="http://schemas.microsoft.com/office/drawing/2014/chartex" xmlns:cx1="http://schemas.microsoft.com/office/drawing/2015/9/8/chartex" xmlns:mc="http://schemas.openxmlformats.org/markup-compatibility/2006" xmlns:o="urn:schemas-microsoft-com:office:office" xmlns:r="http://schemas.openxmlformats.org/officeDocument/2006/relationships" xmlns:m="http://schemas.openxmlformats.org/officeDocument/2006/math" xmlns:v="urn:schemas-microsoft-com:vml" xmlns:wp14="http://schemas.microsoft.com/office/word/2010/wordprocessingDrawing" xmlns:wp="http://schemas.openxmlformats.org/drawingml/2006/wordprocessingDrawing" xmlns:w10="urn:schemas-microsoft-com:office:word" xmlns:w="http://schemas.openxmlformats.org/wordprocessingml/2006/main" xmlns:w14="http://schemas.microsoft.com/office/word/2010/wordml" xmlns:w15="http://schemas.microsoft.com/office/word/2012/wordml" xmlns:w16se="http://schemas.microsoft.com/office/word/2015/wordml/symex" xmlns:wpg="http://schemas.microsoft.com/office/word/2010/wordprocessingGroup" xmlns:wpi="http://schemas.microsoft.com/office/word/2010/wordprocessingInk" xmlns:wne="http://schemas.microsoft.com/office/word/2006/wordml" xmlns:wps="http://schemas.microsoft.com/office/word/2010/wordprocessingShape" mc:Ignorable="w14 w15 w16se wp14">
   <w:p>
     <w:pPr>
@@ -2883,22 +3177,6 @@
                             <w:spacing w:before="11"/>
                             <w:ind w:left="20"/>
                           </w:pPr>
-                          <w:r>
-                            <w:t>Abraham</w:t>
-                          </w:r>
-                          <w:r>
-                            <w:t xml:space="preserve"> War</w:t>
-                          </w:r>
-                          <w:r>
-                            <w:t>den</w:t>
-                          </w:r>
-                        </w:p>
-                        <w:p>
-                          <w:pPr>
-                            <w:pStyle w:val="BodyText"/>
-                            <w:spacing w:before="11"/>
-                            <w:ind w:left="20"/>
-                          </w:pPr>
                         </w:p>
                       </w:txbxContent>
                     </wps:txbx>
@@ -2930,22 +3208,6 @@
                       <w:spacing w:before="11"/>
                       <w:ind w:left="20"/>
                     </w:pPr>
-                    <w:r>
-                      <w:t>Abraham</w:t>
-                    </w:r>
-                    <w:r>
-                      <w:t xml:space="preserve"> War</w:t>
-                    </w:r>
-                    <w:r>
-                      <w:t>den</w:t>
-                    </w:r>
-                  </w:p>
-                  <w:p>
-                    <w:pPr>
-                      <w:pStyle w:val="BodyText"/>
-                      <w:spacing w:before="11"/>
-                      <w:ind w:left="20"/>
-                    </w:pPr>
                   </w:p>
                 </w:txbxContent>
               </v:textbox>
@@ -2959,16 +3221,6 @@
 </w:ftr>
 </file>
 
-<file path=word/footer3.xml><?xml version="1.0" encoding="utf-8"?>
-<w:ftr xmlns:wpc="http://schemas.microsoft.com/office/word/2010/wordprocessingCanvas" xmlns:cx="http://schemas.microsoft.com/office/drawing/2014/chartex" xmlns:cx1="http://schemas.microsoft.com/office/drawing/2015/9/8/chartex" xmlns:mc="http://schemas.openxmlformats.org/markup-compatibility/2006" xmlns:o="urn:schemas-microsoft-com:office:office" xmlns:r="http://schemas.openxmlformats.org/officeDocument/2006/relationships" xmlns:m="http://schemas.openxmlformats.org/officeDocument/2006/math" xmlns:v="urn:schemas-microsoft-com:vml" xmlns:wp14="http://schemas.microsoft.com/office/word/2010/wordprocessingDrawing" xmlns:wp="http://schemas.openxmlformats.org/drawingml/2006/wordprocessingDrawing" xmlns:w10="urn:schemas-microsoft-com:office:word" xmlns:w="http://schemas.openxmlformats.org/wordprocessingml/2006/main" xmlns:w14="http://schemas.microsoft.com/office/word/2010/wordml" xmlns:w15="http://schemas.microsoft.com/office/word/2012/wordml" xmlns:w16se="http://schemas.microsoft.com/office/word/2015/wordml/symex" xmlns:wpg="http://schemas.microsoft.com/office/word/2010/wordprocessingGroup" xmlns:wpi="http://schemas.microsoft.com/office/word/2010/wordprocessingInk" xmlns:wne="http://schemas.microsoft.com/office/word/2006/wordml" xmlns:wps="http://schemas.microsoft.com/office/word/2010/wordprocessingShape" mc:Ignorable="w14 w15 w16se wp14">
-  <w:p>
-    <w:pPr>
-      <w:pStyle w:val="Footer"/>
-    </w:pPr>
-  </w:p>
-</w:ftr>
-</file>
-
 <file path=word/footnotes.xml><?xml version="1.0" encoding="utf-8"?>
 <w:footnotes xmlns:wpc="http://schemas.microsoft.com/office/word/2010/wordprocessingCanvas" xmlns:cx="http://schemas.microsoft.com/office/drawing/2014/chartex" xmlns:cx1="http://schemas.microsoft.com/office/drawing/2015/9/8/chartex" xmlns:mc="http://schemas.openxmlformats.org/markup-compatibility/2006" xmlns:o="urn:schemas-microsoft-com:office:office" xmlns:r="http://schemas.openxmlformats.org/officeDocument/2006/relationships" xmlns:m="http://schemas.openxmlformats.org/officeDocument/2006/math" xmlns:v="urn:schemas-microsoft-com:vml" xmlns:wp14="http://schemas.microsoft.com/office/word/2010/wordprocessingDrawing" xmlns:wp="http://schemas.openxmlformats.org/drawingml/2006/wordprocessingDrawing" xmlns:w10="urn:schemas-microsoft-com:office:word" xmlns:w="http://schemas.openxmlformats.org/wordprocessingml/2006/main" xmlns:w14="http://schemas.microsoft.com/office/word/2010/wordml" xmlns:w15="http://schemas.microsoft.com/office/word/2012/wordml" xmlns:w16se="http://schemas.microsoft.com/office/word/2015/wordml/symex" xmlns:wpg="http://schemas.microsoft.com/office/word/2010/wordprocessingGroup" xmlns:wpi="http://schemas.microsoft.com/office/word/2010/wordprocessingInk" xmlns:wne="http://schemas.microsoft.com/office/word/2006/wordml" xmlns:wps="http://schemas.microsoft.com/office/word/2010/wordprocessingShape" mc:Ignorable="w14 w15 w16se wp14">
   <w:footnote w:type="separator" w:id="-1">
@@ -2986,36 +3238,6 @@
     </w:p>
   </w:footnote>
 </w:footnotes>
-</file>
-
-<file path=word/header1.xml><?xml version="1.0" encoding="utf-8"?>
-<w:hdr xmlns:wpc="http://schemas.microsoft.com/office/word/2010/wordprocessingCanvas" xmlns:cx="http://schemas.microsoft.com/office/drawing/2014/chartex" xmlns:cx1="http://schemas.microsoft.com/office/drawing/2015/9/8/chartex" xmlns:mc="http://schemas.openxmlformats.org/markup-compatibility/2006" xmlns:o="urn:schemas-microsoft-com:office:office" xmlns:r="http://schemas.openxmlformats.org/officeDocument/2006/relationships" xmlns:m="http://schemas.openxmlformats.org/officeDocument/2006/math" xmlns:v="urn:schemas-microsoft-com:vml" xmlns:wp14="http://schemas.microsoft.com/office/word/2010/wordprocessingDrawing" xmlns:wp="http://schemas.openxmlformats.org/drawingml/2006/wordprocessingDrawing" xmlns:w10="urn:schemas-microsoft-com:office:word" xmlns:w="http://schemas.openxmlformats.org/wordprocessingml/2006/main" xmlns:w14="http://schemas.microsoft.com/office/word/2010/wordml" xmlns:w15="http://schemas.microsoft.com/office/word/2012/wordml" xmlns:w16se="http://schemas.microsoft.com/office/word/2015/wordml/symex" xmlns:wpg="http://schemas.microsoft.com/office/word/2010/wordprocessingGroup" xmlns:wpi="http://schemas.microsoft.com/office/word/2010/wordprocessingInk" xmlns:wne="http://schemas.microsoft.com/office/word/2006/wordml" xmlns:wps="http://schemas.microsoft.com/office/word/2010/wordprocessingShape" mc:Ignorable="w14 w15 w16se wp14">
-  <w:p>
-    <w:pPr>
-      <w:pStyle w:val="Header"/>
-    </w:pPr>
-  </w:p>
-</w:hdr>
-</file>
-
-<file path=word/header2.xml><?xml version="1.0" encoding="utf-8"?>
-<w:hdr xmlns:wpc="http://schemas.microsoft.com/office/word/2010/wordprocessingCanvas" xmlns:cx="http://schemas.microsoft.com/office/drawing/2014/chartex" xmlns:cx1="http://schemas.microsoft.com/office/drawing/2015/9/8/chartex" xmlns:mc="http://schemas.openxmlformats.org/markup-compatibility/2006" xmlns:o="urn:schemas-microsoft-com:office:office" xmlns:r="http://schemas.openxmlformats.org/officeDocument/2006/relationships" xmlns:m="http://schemas.openxmlformats.org/officeDocument/2006/math" xmlns:v="urn:schemas-microsoft-com:vml" xmlns:wp14="http://schemas.microsoft.com/office/word/2010/wordprocessingDrawing" xmlns:wp="http://schemas.openxmlformats.org/drawingml/2006/wordprocessingDrawing" xmlns:w10="urn:schemas-microsoft-com:office:word" xmlns:w="http://schemas.openxmlformats.org/wordprocessingml/2006/main" xmlns:w14="http://schemas.microsoft.com/office/word/2010/wordml" xmlns:w15="http://schemas.microsoft.com/office/word/2012/wordml" xmlns:w16se="http://schemas.microsoft.com/office/word/2015/wordml/symex" xmlns:wpg="http://schemas.microsoft.com/office/word/2010/wordprocessingGroup" xmlns:wpi="http://schemas.microsoft.com/office/word/2010/wordprocessingInk" xmlns:wne="http://schemas.microsoft.com/office/word/2006/wordml" xmlns:wps="http://schemas.microsoft.com/office/word/2010/wordprocessingShape" mc:Ignorable="w14 w15 w16se wp14">
-  <w:p>
-    <w:pPr>
-      <w:pStyle w:val="Header"/>
-    </w:pPr>
-  </w:p>
-</w:hdr>
-</file>
-
-<file path=word/header3.xml><?xml version="1.0" encoding="utf-8"?>
-<w:hdr xmlns:wpc="http://schemas.microsoft.com/office/word/2010/wordprocessingCanvas" xmlns:cx="http://schemas.microsoft.com/office/drawing/2014/chartex" xmlns:cx1="http://schemas.microsoft.com/office/drawing/2015/9/8/chartex" xmlns:mc="http://schemas.openxmlformats.org/markup-compatibility/2006" xmlns:o="urn:schemas-microsoft-com:office:office" xmlns:r="http://schemas.openxmlformats.org/officeDocument/2006/relationships" xmlns:m="http://schemas.openxmlformats.org/officeDocument/2006/math" xmlns:v="urn:schemas-microsoft-com:vml" xmlns:wp14="http://schemas.microsoft.com/office/word/2010/wordprocessingDrawing" xmlns:wp="http://schemas.openxmlformats.org/drawingml/2006/wordprocessingDrawing" xmlns:w10="urn:schemas-microsoft-com:office:word" xmlns:w="http://schemas.openxmlformats.org/wordprocessingml/2006/main" xmlns:w14="http://schemas.microsoft.com/office/word/2010/wordml" xmlns:w15="http://schemas.microsoft.com/office/word/2012/wordml" xmlns:w16se="http://schemas.microsoft.com/office/word/2015/wordml/symex" xmlns:wpg="http://schemas.microsoft.com/office/word/2010/wordprocessingGroup" xmlns:wpi="http://schemas.microsoft.com/office/word/2010/wordprocessingInk" xmlns:wne="http://schemas.microsoft.com/office/word/2006/wordml" xmlns:wps="http://schemas.microsoft.com/office/word/2010/wordprocessingShape" mc:Ignorable="w14 w15 w16se wp14">
-  <w:p>
-    <w:pPr>
-      <w:pStyle w:val="Header"/>
-    </w:pPr>
-  </w:p>
-</w:hdr>
 </file>
 
 <file path=word/numbering.xml><?xml version="1.0" encoding="utf-8"?>
